--- a/shopping-cart-spring-boot-main/src/main/resources/templates/docx/doc_8.docx
+++ b/shopping-cart-spring-boot-main/src/main/resources/templates/docx/doc_8.docx
@@ -480,10 +480,7 @@
       </w:r>
       <w:proofErr w:type="spellStart"/>
       <w:r>
-        <w:t>applicant</w:t>
-      </w:r>
-      <w:r>
-        <w:t>_name</w:t>
+        <w:t>applicant_name</w:t>
       </w:r>
       <w:proofErr w:type="spellEnd"/>
     </w:p>
@@ -1053,31 +1050,7 @@
           <w:cs/>
           <w:lang w:eastAsia="en-GB"/>
         </w:rPr>
-        <w:t xml:space="preserve"> ผล</w:t>
-      </w:r>
-      <w:proofErr w:type="spellStart"/>
-      <w:r>
-        <w:rPr>
-          <w:rFonts w:ascii="TH Sarabun New" w:eastAsia="Times New Roman" w:hAnsi="TH Sarabun New" w:cs="TH Sarabun New" w:hint="cs"/>
-          <w:color w:val="000000" w:themeColor="text1"/>
-          <w:sz w:val="32"/>
-          <w:szCs w:val="32"/>
-          <w:cs/>
-          <w:lang w:eastAsia="en-GB"/>
-        </w:rPr>
-        <w:t>ปรากฎ</w:t>
-      </w:r>
-      <w:proofErr w:type="spellEnd"/>
-      <w:r>
-        <w:rPr>
-          <w:rFonts w:ascii="TH Sarabun New" w:eastAsia="Times New Roman" w:hAnsi="TH Sarabun New" w:cs="TH Sarabun New" w:hint="cs"/>
-          <w:color w:val="000000" w:themeColor="text1"/>
-          <w:sz w:val="32"/>
-          <w:szCs w:val="32"/>
-          <w:cs/>
-          <w:lang w:eastAsia="en-GB"/>
-        </w:rPr>
-        <w:t xml:space="preserve">ว่า ผลการประเมินผลการสอนของท่านอยู่ในระดับ </w:t>
+        <w:t xml:space="preserve"> ผลปรากฎว่า ผลการประเมินผลการสอนของท่านอยู่ในระดับ </w:t>
       </w:r>
       <w:r>
         <w:rPr>
@@ -2053,6 +2026,7 @@
   <w:style w:type="character" w:default="1" w:styleId="DefaultParagraphFont">
     <w:name w:val="Default Paragraph Font"/>
     <w:uiPriority w:val="1"/>
+    <w:semiHidden/>
     <w:unhideWhenUsed/>
   </w:style>
   <w:style w:type="table" w:default="1" w:styleId="TableNormal">

--- a/shopping-cart-spring-boot-main/src/main/resources/templates/docx/doc_8.docx
+++ b/shopping-cart-spring-boot-main/src/main/resources/templates/docx/doc_8.docx
@@ -232,25 +232,14 @@
         </w:rPr>
         <w:t>{{</w:t>
       </w:r>
-      <w:proofErr w:type="spellStart"/>
-      <w:r>
-        <w:rPr>
-          <w:rFonts w:ascii="TH Sarabun New" w:hAnsi="TH Sarabun New" w:cs="TH Sarabun New"/>
-          <w:color w:val="000000" w:themeColor="text1"/>
-          <w:sz w:val="32"/>
-          <w:szCs w:val="32"/>
-        </w:rPr>
-        <w:t>document_number</w:t>
-      </w:r>
-      <w:proofErr w:type="spellEnd"/>
-      <w:r>
-        <w:rPr>
-          <w:rFonts w:ascii="TH Sarabun New" w:hAnsi="TH Sarabun New" w:cs="TH Sarabun New"/>
-          <w:color w:val="000000" w:themeColor="text1"/>
-          <w:sz w:val="32"/>
-          <w:szCs w:val="32"/>
-        </w:rPr>
-        <w:t>}}</w:t>
+      <w:r>
+        <w:rPr>
+          <w:rFonts w:ascii="TH Sarabun New" w:hAnsi="TH Sarabun New" w:cs="TH Sarabun New"/>
+          <w:color w:val="000000" w:themeColor="text1"/>
+          <w:sz w:val="32"/>
+          <w:szCs w:val="32"/>
+        </w:rPr>
+        <w:t>document_number}}</w:t>
       </w:r>
       <w:r>
         <w:rPr>
@@ -323,27 +312,7 @@
           <w:sz w:val="32"/>
           <w:szCs w:val="32"/>
         </w:rPr>
-        <w:t>{{</w:t>
-      </w:r>
-      <w:proofErr w:type="spellStart"/>
-      <w:r>
-        <w:rPr>
-          <w:rFonts w:ascii="TH Sarabun New" w:hAnsi="TH Sarabun New" w:cs="TH Sarabun New"/>
-          <w:color w:val="000000" w:themeColor="text1"/>
-          <w:sz w:val="32"/>
-          <w:szCs w:val="32"/>
-        </w:rPr>
-        <w:t>document_date</w:t>
-      </w:r>
-      <w:proofErr w:type="spellEnd"/>
-      <w:r>
-        <w:rPr>
-          <w:rFonts w:ascii="TH Sarabun New" w:hAnsi="TH Sarabun New" w:cs="TH Sarabun New"/>
-          <w:color w:val="000000" w:themeColor="text1"/>
-          <w:sz w:val="32"/>
-          <w:szCs w:val="32"/>
-        </w:rPr>
-        <w:t>}}</w:t>
+        <w:t>{{document_date}}</w:t>
       </w:r>
       <w:r>
         <w:rPr>
@@ -478,11 +447,15 @@
         </w:rPr>
         <w:t xml:space="preserve"> </w:t>
       </w:r>
-      <w:proofErr w:type="spellStart"/>
+      <w:r>
+        <w:t>{{</w:t>
+      </w:r>
       <w:r>
         <w:t>applicant_name</w:t>
       </w:r>
-      <w:proofErr w:type="spellEnd"/>
+      <w:r>
+        <w:t>}}</w:t>
+      </w:r>
     </w:p>
     <w:p>
       <w:pPr>
@@ -522,70 +495,78 @@
           <w:sz w:val="32"/>
           <w:szCs w:val="32"/>
         </w:rPr>
+        <w:t xml:space="preserve">{{ref_doc_number}} </w:t>
+      </w:r>
+      <w:r>
+        <w:rPr>
+          <w:rFonts w:ascii="TH Sarabun New" w:eastAsia="Angsana New" w:hAnsi="TH Sarabun New" w:cs="TH Sarabun New" w:hint="cs"/>
+          <w:color w:val="000000" w:themeColor="text1"/>
+          <w:sz w:val="32"/>
+          <w:szCs w:val="32"/>
+          <w:cs/>
+        </w:rPr>
+        <w:t xml:space="preserve">ลงวันที่ </w:t>
+      </w:r>
+      <w:r>
+        <w:rPr>
+          <w:rFonts w:ascii="TH Sarabun New" w:eastAsia="Angsana New" w:hAnsi="TH Sarabun New" w:cs="TH Sarabun New"/>
+          <w:color w:val="000000" w:themeColor="text1"/>
+          <w:sz w:val="32"/>
+          <w:szCs w:val="32"/>
+        </w:rPr>
+        <w:t>{{ref_doc_date}}</w:t>
+      </w:r>
+      <w:r>
+        <w:rPr>
+          <w:rFonts w:ascii="TH Sarabun New" w:eastAsia="Angsana New" w:hAnsi="TH Sarabun New" w:cs="TH Sarabun New" w:hint="cs"/>
+          <w:color w:val="000000" w:themeColor="text1"/>
+          <w:sz w:val="32"/>
+          <w:szCs w:val="32"/>
+          <w:cs/>
+        </w:rPr>
+        <w:t xml:space="preserve"> </w:t>
+      </w:r>
+      <w:r>
+        <w:rPr>
+          <w:rFonts w:ascii="TH Sarabun New" w:eastAsia="Angsana New" w:hAnsi="TH Sarabun New" w:cs="TH Sarabun New" w:hint="cs"/>
+          <w:color w:val="000000" w:themeColor="text1"/>
+          <w:sz w:val="32"/>
+          <w:szCs w:val="32"/>
+          <w:cs/>
+        </w:rPr>
+        <w:t>ท่านได้แจ้งความประสงค์ขอประเมินผลการสอนในรายวิชา</w:t>
+      </w:r>
+      <w:r>
+        <w:rPr>
+          <w:rFonts w:ascii="TH Sarabun New" w:eastAsia="Angsana New" w:hAnsi="TH Sarabun New" w:cs="TH Sarabun New" w:hint="cs"/>
+          <w:color w:val="000000" w:themeColor="text1"/>
+          <w:sz w:val="32"/>
+          <w:szCs w:val="32"/>
+          <w:cs/>
+        </w:rPr>
+        <w:t xml:space="preserve"> </w:t>
+      </w:r>
+      <w:r>
+        <w:rPr>
+          <w:rFonts w:ascii="TH Sarabun New" w:eastAsia="Angsana New" w:hAnsi="TH Sarabun New" w:cs="TH Sarabun New"/>
+          <w:color w:val="000000" w:themeColor="text1"/>
+          <w:sz w:val="32"/>
+          <w:szCs w:val="32"/>
+        </w:rPr>
         <w:t>{{</w:t>
       </w:r>
-      <w:proofErr w:type="spellStart"/>
-      <w:r>
-        <w:rPr>
-          <w:rFonts w:ascii="TH Sarabun New" w:eastAsia="Angsana New" w:hAnsi="TH Sarabun New" w:cs="TH Sarabun New"/>
-          <w:color w:val="000000" w:themeColor="text1"/>
-          <w:sz w:val="32"/>
-          <w:szCs w:val="32"/>
-        </w:rPr>
-        <w:t>ref_doc_number</w:t>
-      </w:r>
-      <w:proofErr w:type="spellEnd"/>
-      <w:r>
-        <w:rPr>
-          <w:rFonts w:ascii="TH Sarabun New" w:eastAsia="Angsana New" w:hAnsi="TH Sarabun New" w:cs="TH Sarabun New"/>
-          <w:color w:val="000000" w:themeColor="text1"/>
-          <w:sz w:val="32"/>
-          <w:szCs w:val="32"/>
-        </w:rPr>
-        <w:t xml:space="preserve">}} </w:t>
-      </w:r>
-      <w:r>
-        <w:rPr>
-          <w:rFonts w:ascii="TH Sarabun New" w:eastAsia="Angsana New" w:hAnsi="TH Sarabun New" w:cs="TH Sarabun New" w:hint="cs"/>
-          <w:color w:val="000000" w:themeColor="text1"/>
-          <w:sz w:val="32"/>
-          <w:szCs w:val="32"/>
-          <w:cs/>
-        </w:rPr>
-        <w:t xml:space="preserve">ลงวันที่ </w:t>
-      </w:r>
-      <w:r>
-        <w:rPr>
-          <w:rFonts w:ascii="TH Sarabun New" w:eastAsia="Angsana New" w:hAnsi="TH Sarabun New" w:cs="TH Sarabun New"/>
-          <w:color w:val="000000" w:themeColor="text1"/>
-          <w:sz w:val="32"/>
-          <w:szCs w:val="32"/>
-        </w:rPr>
-        <w:t>{{</w:t>
-      </w:r>
-      <w:proofErr w:type="spellStart"/>
-      <w:r>
-        <w:rPr>
-          <w:rFonts w:ascii="TH Sarabun New" w:eastAsia="Angsana New" w:hAnsi="TH Sarabun New" w:cs="TH Sarabun New"/>
-          <w:color w:val="000000" w:themeColor="text1"/>
-          <w:sz w:val="32"/>
-          <w:szCs w:val="32"/>
-        </w:rPr>
-        <w:t>ref_doc_date</w:t>
-      </w:r>
-      <w:proofErr w:type="spellEnd"/>
-      <w:r>
-        <w:rPr>
-          <w:rFonts w:ascii="TH Sarabun New" w:eastAsia="Angsana New" w:hAnsi="TH Sarabun New" w:cs="TH Sarabun New"/>
-          <w:color w:val="000000" w:themeColor="text1"/>
-          <w:sz w:val="32"/>
-          <w:szCs w:val="32"/>
-        </w:rPr>
-        <w:t>}}</w:t>
-      </w:r>
-      <w:r>
-        <w:rPr>
-          <w:rFonts w:ascii="TH Sarabun New" w:eastAsia="Angsana New" w:hAnsi="TH Sarabun New" w:cs="TH Sarabun New" w:hint="cs"/>
+      <w:r>
+        <w:rPr>
+          <w:rFonts w:ascii="TH Sarabun New" w:hAnsi="TH Sarabun New" w:cs="TH Sarabun New"/>
+          <w:color w:val="000000" w:themeColor="text1"/>
+          <w:sz w:val="32"/>
+          <w:szCs w:val="32"/>
+        </w:rPr>
+        <w:t>subject_name}}</w:t>
+      </w:r>
+      <w:r>
+        <w:rPr>
+          <w:rFonts w:ascii="TH Sarabun New" w:hAnsi="TH Sarabun New" w:cs="TH Sarabun New" w:hint="cs"/>
           <w:color w:val="000000" w:themeColor="text1"/>
           <w:sz w:val="32"/>
           <w:szCs w:val="32"/>
@@ -595,168 +576,65 @@
       </w:r>
       <w:r>
         <w:rPr>
-          <w:rFonts w:ascii="TH Sarabun New" w:eastAsia="Angsana New" w:hAnsi="TH Sarabun New" w:cs="TH Sarabun New" w:hint="cs"/>
-          <w:color w:val="000000" w:themeColor="text1"/>
-          <w:sz w:val="32"/>
-          <w:szCs w:val="32"/>
-          <w:cs/>
-        </w:rPr>
-        <w:t>ท่านได้แจ้งความประสงค์ขอประเมินผลการสอนในรายวิชา</w:t>
-      </w:r>
-      <w:r>
-        <w:rPr>
-          <w:rFonts w:ascii="TH Sarabun New" w:eastAsia="Angsana New" w:hAnsi="TH Sarabun New" w:cs="TH Sarabun New" w:hint="cs"/>
-          <w:color w:val="000000" w:themeColor="text1"/>
-          <w:sz w:val="32"/>
-          <w:szCs w:val="32"/>
-          <w:cs/>
+          <w:rFonts w:ascii="TH Sarabun New" w:hAnsi="TH Sarabun New" w:cs="TH Sarabun New" w:hint="cs"/>
+          <w:color w:val="000000" w:themeColor="text1"/>
+          <w:sz w:val="32"/>
+          <w:szCs w:val="32"/>
+          <w:shd w:val="clear" w:color="auto" w:fill="FFFFFF"/>
+          <w:cs/>
+        </w:rPr>
+        <w:t>รหัสวิชา</w:t>
+      </w:r>
+      <w:r>
+        <w:rPr>
+          <w:rFonts w:ascii="TH Sarabun New" w:hAnsi="TH Sarabun New" w:cs="TH Sarabun New" w:hint="cs"/>
+          <w:color w:val="000000" w:themeColor="text1"/>
+          <w:sz w:val="32"/>
+          <w:szCs w:val="32"/>
+          <w:shd w:val="clear" w:color="auto" w:fill="FFFFFF"/>
+        </w:rPr>
+        <w:t> </w:t>
+      </w:r>
+      <w:r>
+        <w:rPr>
+          <w:rFonts w:ascii="TH Sarabun New" w:hAnsi="TH Sarabun New" w:cs="TH Sarabun New"/>
+          <w:color w:val="000000" w:themeColor="text1"/>
+          <w:sz w:val="32"/>
+          <w:szCs w:val="32"/>
+          <w:shd w:val="clear" w:color="auto" w:fill="FFFFFF"/>
+        </w:rPr>
+        <w:t xml:space="preserve">{{subject_code}} </w:t>
+      </w:r>
+      <w:r>
+        <w:rPr>
+          <w:rFonts w:ascii="TH Sarabun New" w:eastAsia="Times New Roman" w:hAnsi="TH Sarabun New" w:cs="TH Sarabun New" w:hint="cs"/>
+          <w:color w:val="000000" w:themeColor="text1"/>
+          <w:sz w:val="32"/>
+          <w:szCs w:val="32"/>
+          <w:cs/>
+          <w:lang w:eastAsia="en-GB"/>
+        </w:rPr>
+        <w:t>ประจำภาคการศึกษาที่</w:t>
+      </w:r>
+      <w:r>
+        <w:rPr>
+          <w:rFonts w:ascii="TH Sarabun New" w:eastAsia="Times New Roman" w:hAnsi="TH Sarabun New" w:cs="TH Sarabun New"/>
+          <w:color w:val="000000" w:themeColor="text1"/>
+          <w:sz w:val="32"/>
+          <w:szCs w:val="32"/>
+          <w:lang w:eastAsia="en-GB"/>
         </w:rPr>
         <w:t xml:space="preserve"> </w:t>
       </w:r>
       <w:r>
         <w:rPr>
-          <w:rFonts w:ascii="TH Sarabun New" w:eastAsia="Angsana New" w:hAnsi="TH Sarabun New" w:cs="TH Sarabun New"/>
-          <w:color w:val="000000" w:themeColor="text1"/>
-          <w:sz w:val="32"/>
-          <w:szCs w:val="32"/>
-        </w:rPr>
-        <w:t>{{</w:t>
-      </w:r>
-      <w:proofErr w:type="spellStart"/>
-      <w:r>
-        <w:rPr>
-          <w:rFonts w:ascii="TH Sarabun New" w:hAnsi="TH Sarabun New" w:cs="TH Sarabun New"/>
-          <w:color w:val="000000" w:themeColor="text1"/>
-          <w:sz w:val="32"/>
-          <w:szCs w:val="32"/>
-        </w:rPr>
-        <w:t>subject_name</w:t>
-      </w:r>
-      <w:proofErr w:type="spellEnd"/>
-      <w:r>
-        <w:rPr>
-          <w:rFonts w:ascii="TH Sarabun New" w:hAnsi="TH Sarabun New" w:cs="TH Sarabun New"/>
-          <w:color w:val="000000" w:themeColor="text1"/>
-          <w:sz w:val="32"/>
-          <w:szCs w:val="32"/>
-        </w:rPr>
-        <w:t>}}</w:t>
-      </w:r>
-      <w:r>
-        <w:rPr>
-          <w:rFonts w:ascii="TH Sarabun New" w:hAnsi="TH Sarabun New" w:cs="TH Sarabun New" w:hint="cs"/>
-          <w:color w:val="000000" w:themeColor="text1"/>
-          <w:sz w:val="32"/>
-          <w:szCs w:val="32"/>
-          <w:cs/>
-        </w:rPr>
-        <w:t xml:space="preserve"> </w:t>
-      </w:r>
-      <w:r>
-        <w:rPr>
-          <w:rFonts w:ascii="TH Sarabun New" w:hAnsi="TH Sarabun New" w:cs="TH Sarabun New" w:hint="cs"/>
-          <w:color w:val="000000" w:themeColor="text1"/>
-          <w:sz w:val="32"/>
-          <w:szCs w:val="32"/>
-          <w:shd w:val="clear" w:color="auto" w:fill="FFFFFF"/>
-          <w:cs/>
-        </w:rPr>
-        <w:t>รหัสวิชา</w:t>
-      </w:r>
-      <w:r>
-        <w:rPr>
-          <w:rFonts w:ascii="TH Sarabun New" w:hAnsi="TH Sarabun New" w:cs="TH Sarabun New" w:hint="cs"/>
-          <w:color w:val="000000" w:themeColor="text1"/>
-          <w:sz w:val="32"/>
-          <w:szCs w:val="32"/>
-          <w:shd w:val="clear" w:color="auto" w:fill="FFFFFF"/>
-        </w:rPr>
-        <w:t> </w:t>
-      </w:r>
-      <w:r>
-        <w:rPr>
-          <w:rFonts w:ascii="TH Sarabun New" w:hAnsi="TH Sarabun New" w:cs="TH Sarabun New"/>
-          <w:color w:val="000000" w:themeColor="text1"/>
-          <w:sz w:val="32"/>
-          <w:szCs w:val="32"/>
-          <w:shd w:val="clear" w:color="auto" w:fill="FFFFFF"/>
-        </w:rPr>
-        <w:t>{{</w:t>
-      </w:r>
-      <w:proofErr w:type="spellStart"/>
-      <w:r>
-        <w:rPr>
-          <w:rFonts w:ascii="TH Sarabun New" w:hAnsi="TH Sarabun New" w:cs="TH Sarabun New"/>
-          <w:color w:val="000000" w:themeColor="text1"/>
-          <w:sz w:val="32"/>
-          <w:szCs w:val="32"/>
-          <w:shd w:val="clear" w:color="auto" w:fill="FFFFFF"/>
-        </w:rPr>
-        <w:t>subject_code</w:t>
-      </w:r>
-      <w:proofErr w:type="spellEnd"/>
-      <w:r>
-        <w:rPr>
-          <w:rFonts w:ascii="TH Sarabun New" w:hAnsi="TH Sarabun New" w:cs="TH Sarabun New"/>
-          <w:color w:val="000000" w:themeColor="text1"/>
-          <w:sz w:val="32"/>
-          <w:szCs w:val="32"/>
-          <w:shd w:val="clear" w:color="auto" w:fill="FFFFFF"/>
-        </w:rPr>
-        <w:t xml:space="preserve">}} </w:t>
-      </w:r>
-      <w:r>
-        <w:rPr>
-          <w:rFonts w:ascii="TH Sarabun New" w:eastAsia="Times New Roman" w:hAnsi="TH Sarabun New" w:cs="TH Sarabun New" w:hint="cs"/>
-          <w:color w:val="000000" w:themeColor="text1"/>
-          <w:sz w:val="32"/>
-          <w:szCs w:val="32"/>
-          <w:cs/>
-          <w:lang w:eastAsia="en-GB"/>
-        </w:rPr>
-        <w:t>ประจำภาคการศึกษาที่</w:t>
-      </w:r>
-      <w:r>
-        <w:rPr>
           <w:rFonts w:ascii="TH Sarabun New" w:eastAsia="Times New Roman" w:hAnsi="TH Sarabun New" w:cs="TH Sarabun New"/>
           <w:color w:val="000000" w:themeColor="text1"/>
           <w:sz w:val="32"/>
           <w:szCs w:val="32"/>
           <w:lang w:eastAsia="en-GB"/>
         </w:rPr>
-        <w:t xml:space="preserve"> </w:t>
-      </w:r>
-      <w:r>
-        <w:rPr>
-          <w:rFonts w:ascii="TH Sarabun New" w:eastAsia="Times New Roman" w:hAnsi="TH Sarabun New" w:cs="TH Sarabun New"/>
-          <w:color w:val="000000" w:themeColor="text1"/>
-          <w:sz w:val="32"/>
-          <w:szCs w:val="32"/>
-          <w:lang w:eastAsia="en-GB"/>
-        </w:rPr>
-        <w:t>{{</w:t>
-      </w:r>
-      <w:proofErr w:type="spellStart"/>
-      <w:r>
-        <w:rPr>
-          <w:rFonts w:ascii="TH Sarabun New" w:eastAsia="Times New Roman" w:hAnsi="TH Sarabun New" w:cs="TH Sarabun New"/>
-          <w:color w:val="000000" w:themeColor="text1"/>
-          <w:sz w:val="32"/>
-          <w:szCs w:val="32"/>
-          <w:lang w:eastAsia="en-GB"/>
-        </w:rPr>
-        <w:t>semester_year</w:t>
-      </w:r>
-      <w:proofErr w:type="spellEnd"/>
-      <w:r>
-        <w:rPr>
-          <w:rFonts w:ascii="TH Sarabun New" w:eastAsia="Times New Roman" w:hAnsi="TH Sarabun New" w:cs="TH Sarabun New"/>
-          <w:color w:val="000000" w:themeColor="text1"/>
-          <w:sz w:val="32"/>
-          <w:szCs w:val="32"/>
-          <w:lang w:eastAsia="en-GB"/>
-        </w:rPr>
-        <w:t>}}</w:t>
+        <w:t>{{semester_year}}</w:t>
       </w:r>
       <w:r>
         <w:rPr>
@@ -800,9 +678,200 @@
           <w:szCs w:val="32"/>
           <w:lang w:eastAsia="en-GB"/>
         </w:rPr>
+        <w:t>{{requested_position}}</w:t>
+      </w:r>
+      <w:r>
+        <w:rPr>
+          <w:rFonts w:ascii="TH Sarabun New" w:eastAsia="Times New Roman" w:hAnsi="TH Sarabun New" w:cs="TH Sarabun New" w:hint="cs"/>
+          <w:color w:val="000000" w:themeColor="text1"/>
+          <w:sz w:val="32"/>
+          <w:szCs w:val="32"/>
+          <w:cs/>
+          <w:lang w:eastAsia="en-GB"/>
+        </w:rPr>
+        <w:t xml:space="preserve"> ความ</w:t>
+      </w:r>
+      <w:r>
+        <w:rPr>
+          <w:rFonts w:ascii="TH Sarabun New" w:eastAsia="Times New Roman" w:hAnsi="TH Sarabun New" w:cs="TH Sarabun New" w:hint="cs"/>
+          <w:color w:val="000000" w:themeColor="text1"/>
+          <w:sz w:val="32"/>
+          <w:szCs w:val="32"/>
+          <w:cs/>
+          <w:lang w:eastAsia="en-GB"/>
+        </w:rPr>
+        <w:t>ละเอียดแจ้ง</w:t>
+      </w:r>
+      <w:r>
+        <w:rPr>
+          <w:rFonts w:ascii="TH Sarabun New" w:eastAsia="Times New Roman" w:hAnsi="TH Sarabun New" w:cs="TH Sarabun New" w:hint="cs"/>
+          <w:color w:val="000000" w:themeColor="text1"/>
+          <w:sz w:val="32"/>
+          <w:szCs w:val="32"/>
+          <w:cs/>
+          <w:lang w:eastAsia="en-GB"/>
+        </w:rPr>
+        <w:t>แ</w:t>
+      </w:r>
+      <w:r>
+        <w:rPr>
+          <w:rFonts w:ascii="TH Sarabun New" w:eastAsia="Times New Roman" w:hAnsi="TH Sarabun New" w:cs="TH Sarabun New" w:hint="cs"/>
+          <w:color w:val="000000" w:themeColor="text1"/>
+          <w:sz w:val="32"/>
+          <w:szCs w:val="32"/>
+          <w:cs/>
+          <w:lang w:eastAsia="en-GB"/>
+        </w:rPr>
+        <w:t>ล้วนั้น คณะกรรมการประเมินผลการสอน</w:t>
+      </w:r>
+      <w:r>
+        <w:rPr>
+          <w:rFonts w:ascii="TH Sarabun New" w:eastAsia="Times New Roman" w:hAnsi="TH Sarabun New" w:cs="TH Sarabun New" w:hint="cs"/>
+          <w:color w:val="000000" w:themeColor="text1"/>
+          <w:sz w:val="32"/>
+          <w:szCs w:val="32"/>
+          <w:cs/>
+          <w:lang w:eastAsia="en-GB"/>
+        </w:rPr>
+        <w:t xml:space="preserve">ได้ดำเนินการประเมินผลการสอนเรียบร้อยแล้ว เมื่อวันที่ </w:t>
+      </w:r>
+      <w:r>
+        <w:rPr>
+          <w:rFonts w:ascii="TH Sarabun New" w:eastAsia="Times New Roman" w:hAnsi="TH Sarabun New" w:cs="TH Sarabun New"/>
+          <w:color w:val="000000" w:themeColor="text1"/>
+          <w:sz w:val="32"/>
+          <w:szCs w:val="32"/>
+          <w:lang w:eastAsia="en-GB"/>
+        </w:rPr>
+        <w:t>{{evaluation_date}}</w:t>
+      </w:r>
+      <w:r>
+        <w:rPr>
+          <w:rFonts w:ascii="TH Sarabun New" w:eastAsia="Times New Roman" w:hAnsi="TH Sarabun New" w:cs="TH Sarabun New" w:hint="cs"/>
+          <w:color w:val="000000" w:themeColor="text1"/>
+          <w:sz w:val="32"/>
+          <w:szCs w:val="32"/>
+          <w:cs/>
+          <w:lang w:eastAsia="en-GB"/>
+        </w:rPr>
+        <w:t xml:space="preserve"> และได้ผ่านการรับรองจาก</w:t>
+      </w:r>
+      <w:r>
+        <w:rPr>
+          <w:rFonts w:ascii="TH Sarabun New" w:eastAsia="Times New Roman" w:hAnsi="TH Sarabun New" w:cs="TH Sarabun New" w:hint="cs"/>
+          <w:color w:val="000000" w:themeColor="text1"/>
+          <w:sz w:val="32"/>
+          <w:szCs w:val="32"/>
+          <w:cs/>
+          <w:lang w:eastAsia="en-GB"/>
+        </w:rPr>
+        <w:t>ที่</w:t>
+      </w:r>
+      <w:r>
+        <w:rPr>
+          <w:rFonts w:ascii="TH Sarabun New" w:eastAsia="Times New Roman" w:hAnsi="TH Sarabun New" w:cs="TH Sarabun New" w:hint="cs"/>
+          <w:color w:val="000000" w:themeColor="text1"/>
+          <w:sz w:val="32"/>
+          <w:szCs w:val="32"/>
+          <w:cs/>
+          <w:lang w:eastAsia="en-GB"/>
+        </w:rPr>
+        <w:t>ประชุมคณะกรรมการประจำวิทยาลัยการคอมพิวเตอร์ ในคราวประชุม</w:t>
+      </w:r>
+      <w:r>
+        <w:rPr>
+          <w:rFonts w:ascii="TH Sarabun New" w:eastAsia="Times New Roman" w:hAnsi="TH Sarabun New" w:cs="TH Sarabun New" w:hint="cs"/>
+          <w:color w:val="000000" w:themeColor="text1"/>
+          <w:sz w:val="32"/>
+          <w:szCs w:val="32"/>
+          <w:cs/>
+          <w:lang w:eastAsia="en-GB"/>
+        </w:rPr>
+        <w:t xml:space="preserve"> </w:t>
+      </w:r>
+      <w:r>
+        <w:rPr>
+          <w:rFonts w:ascii="TH Sarabun New" w:eastAsia="Times New Roman" w:hAnsi="TH Sarabun New" w:cs="TH Sarabun New" w:hint="cs"/>
+          <w:color w:val="000000" w:themeColor="text1"/>
+          <w:sz w:val="32"/>
+          <w:szCs w:val="32"/>
+          <w:cs/>
+          <w:lang w:eastAsia="en-GB"/>
+        </w:rPr>
+        <w:t xml:space="preserve">ครั้งที่ </w:t>
+      </w:r>
+      <w:r>
+        <w:rPr>
+          <w:rFonts w:ascii="TH Sarabun New" w:eastAsia="Times New Roman" w:hAnsi="TH Sarabun New" w:cs="TH Sarabun New"/>
+          <w:color w:val="000000" w:themeColor="text1"/>
+          <w:sz w:val="32"/>
+          <w:szCs w:val="32"/>
+          <w:lang w:eastAsia="en-GB"/>
+        </w:rPr>
+        <w:t>{{board_meeting_no}}</w:t>
+      </w:r>
+      <w:r>
+        <w:rPr>
+          <w:rFonts w:ascii="TH Sarabun New" w:eastAsia="Times New Roman" w:hAnsi="TH Sarabun New" w:cs="TH Sarabun New" w:hint="cs"/>
+          <w:color w:val="000000" w:themeColor="text1"/>
+          <w:sz w:val="32"/>
+          <w:szCs w:val="32"/>
+          <w:cs/>
+          <w:lang w:eastAsia="en-GB"/>
+        </w:rPr>
+        <w:t xml:space="preserve">เมื่อวันที่ </w:t>
+      </w:r>
+      <w:r>
+        <w:rPr>
+          <w:rFonts w:ascii="TH Sarabun New" w:eastAsia="Times New Roman" w:hAnsi="TH Sarabun New" w:cs="TH Sarabun New"/>
+          <w:color w:val="000000" w:themeColor="text1"/>
+          <w:sz w:val="32"/>
+          <w:szCs w:val="32"/>
+          <w:lang w:eastAsia="en-GB"/>
+        </w:rPr>
+        <w:t>{{board_meeting_date}}</w:t>
+      </w:r>
+      <w:r>
+        <w:rPr>
+          <w:rFonts w:ascii="TH Sarabun New" w:eastAsia="Times New Roman" w:hAnsi="TH Sarabun New" w:cs="TH Sarabun New" w:hint="cs"/>
+          <w:color w:val="000000" w:themeColor="text1"/>
+          <w:sz w:val="32"/>
+          <w:szCs w:val="32"/>
+          <w:cs/>
+          <w:lang w:eastAsia="en-GB"/>
+        </w:rPr>
+        <w:t xml:space="preserve"> ผลปรากฎว่า ผลการประเมินผลการสอนของท่านอยู่ในระดับ </w:t>
+      </w:r>
+      <w:r>
+        <w:rPr>
+          <w:rFonts w:ascii="TH Sarabun New" w:eastAsia="Times New Roman" w:hAnsi="TH Sarabun New" w:cs="TH Sarabun New"/>
+          <w:color w:val="000000" w:themeColor="text1"/>
+          <w:sz w:val="32"/>
+          <w:szCs w:val="32"/>
+          <w:lang w:eastAsia="en-GB"/>
+        </w:rPr>
         <w:t>{{</w:t>
       </w:r>
-      <w:proofErr w:type="spellStart"/>
+      <w:r>
+        <w:rPr>
+          <w:rFonts w:ascii="TH Sarabun New" w:hAnsi="TH Sarabun New" w:cs="TH Sarabun New"/>
+          <w:color w:val="000000" w:themeColor="text1"/>
+          <w:sz w:val="32"/>
+          <w:szCs w:val="32"/>
+        </w:rPr>
+        <w:t>result_level}}</w:t>
+      </w:r>
+      <w:r>
+        <w:rPr>
+          <w:rFonts w:ascii="TH Sarabun New" w:eastAsia="Times New Roman" w:hAnsi="TH Sarabun New" w:cs="TH Sarabun New" w:hint="cs"/>
+          <w:color w:val="000000" w:themeColor="text1"/>
+          <w:sz w:val="32"/>
+          <w:szCs w:val="32"/>
+          <w:cs/>
+          <w:lang w:eastAsia="en-GB"/>
+        </w:rPr>
+        <w:t xml:space="preserve"> </w:t>
+      </w:r>
       <w:r>
         <w:rPr>
           <w:rFonts w:ascii="TH Sarabun New" w:eastAsia="Times New Roman" w:hAnsi="TH Sarabun New" w:cs="TH Sarabun New"/>
@@ -811,319 +880,7 @@
           <w:szCs w:val="32"/>
           <w:lang w:eastAsia="en-GB"/>
         </w:rPr>
-        <w:t>requested_position</w:t>
-      </w:r>
-      <w:proofErr w:type="spellEnd"/>
-      <w:r>
-        <w:rPr>
-          <w:rFonts w:ascii="TH Sarabun New" w:eastAsia="Times New Roman" w:hAnsi="TH Sarabun New" w:cs="TH Sarabun New"/>
-          <w:color w:val="000000" w:themeColor="text1"/>
-          <w:sz w:val="32"/>
-          <w:szCs w:val="32"/>
-          <w:lang w:eastAsia="en-GB"/>
-        </w:rPr>
-        <w:t>}}</w:t>
-      </w:r>
-      <w:r>
-        <w:rPr>
-          <w:rFonts w:ascii="TH Sarabun New" w:eastAsia="Times New Roman" w:hAnsi="TH Sarabun New" w:cs="TH Sarabun New" w:hint="cs"/>
-          <w:color w:val="000000" w:themeColor="text1"/>
-          <w:sz w:val="32"/>
-          <w:szCs w:val="32"/>
-          <w:cs/>
-          <w:lang w:eastAsia="en-GB"/>
-        </w:rPr>
-        <w:t xml:space="preserve"> ความ</w:t>
-      </w:r>
-      <w:r>
-        <w:rPr>
-          <w:rFonts w:ascii="TH Sarabun New" w:eastAsia="Times New Roman" w:hAnsi="TH Sarabun New" w:cs="TH Sarabun New" w:hint="cs"/>
-          <w:color w:val="000000" w:themeColor="text1"/>
-          <w:sz w:val="32"/>
-          <w:szCs w:val="32"/>
-          <w:cs/>
-          <w:lang w:eastAsia="en-GB"/>
-        </w:rPr>
-        <w:t>ละเอียดแจ้ง</w:t>
-      </w:r>
-      <w:r>
-        <w:rPr>
-          <w:rFonts w:ascii="TH Sarabun New" w:eastAsia="Times New Roman" w:hAnsi="TH Sarabun New" w:cs="TH Sarabun New" w:hint="cs"/>
-          <w:color w:val="000000" w:themeColor="text1"/>
-          <w:sz w:val="32"/>
-          <w:szCs w:val="32"/>
-          <w:cs/>
-          <w:lang w:eastAsia="en-GB"/>
-        </w:rPr>
-        <w:t>แ</w:t>
-      </w:r>
-      <w:r>
-        <w:rPr>
-          <w:rFonts w:ascii="TH Sarabun New" w:eastAsia="Times New Roman" w:hAnsi="TH Sarabun New" w:cs="TH Sarabun New" w:hint="cs"/>
-          <w:color w:val="000000" w:themeColor="text1"/>
-          <w:sz w:val="32"/>
-          <w:szCs w:val="32"/>
-          <w:cs/>
-          <w:lang w:eastAsia="en-GB"/>
-        </w:rPr>
-        <w:t>ล้วนั้น คณะกรรมการประเมินผลการสอน</w:t>
-      </w:r>
-      <w:r>
-        <w:rPr>
-          <w:rFonts w:ascii="TH Sarabun New" w:eastAsia="Times New Roman" w:hAnsi="TH Sarabun New" w:cs="TH Sarabun New" w:hint="cs"/>
-          <w:color w:val="000000" w:themeColor="text1"/>
-          <w:sz w:val="32"/>
-          <w:szCs w:val="32"/>
-          <w:cs/>
-          <w:lang w:eastAsia="en-GB"/>
-        </w:rPr>
-        <w:t xml:space="preserve">ได้ดำเนินการประเมินผลการสอนเรียบร้อยแล้ว เมื่อวันที่ </w:t>
-      </w:r>
-      <w:r>
-        <w:rPr>
-          <w:rFonts w:ascii="TH Sarabun New" w:eastAsia="Times New Roman" w:hAnsi="TH Sarabun New" w:cs="TH Sarabun New"/>
-          <w:color w:val="000000" w:themeColor="text1"/>
-          <w:sz w:val="32"/>
-          <w:szCs w:val="32"/>
-          <w:lang w:eastAsia="en-GB"/>
-        </w:rPr>
-        <w:t>{{</w:t>
-      </w:r>
-      <w:proofErr w:type="spellStart"/>
-      <w:r>
-        <w:rPr>
-          <w:rFonts w:ascii="TH Sarabun New" w:eastAsia="Times New Roman" w:hAnsi="TH Sarabun New" w:cs="TH Sarabun New"/>
-          <w:color w:val="000000" w:themeColor="text1"/>
-          <w:sz w:val="32"/>
-          <w:szCs w:val="32"/>
-          <w:lang w:eastAsia="en-GB"/>
-        </w:rPr>
-        <w:t>evaluation_date</w:t>
-      </w:r>
-      <w:proofErr w:type="spellEnd"/>
-      <w:r>
-        <w:rPr>
-          <w:rFonts w:ascii="TH Sarabun New" w:eastAsia="Times New Roman" w:hAnsi="TH Sarabun New" w:cs="TH Sarabun New"/>
-          <w:color w:val="000000" w:themeColor="text1"/>
-          <w:sz w:val="32"/>
-          <w:szCs w:val="32"/>
-          <w:lang w:eastAsia="en-GB"/>
-        </w:rPr>
-        <w:t>}}</w:t>
-      </w:r>
-      <w:r>
-        <w:rPr>
-          <w:rFonts w:ascii="TH Sarabun New" w:eastAsia="Times New Roman" w:hAnsi="TH Sarabun New" w:cs="TH Sarabun New" w:hint="cs"/>
-          <w:color w:val="000000" w:themeColor="text1"/>
-          <w:sz w:val="32"/>
-          <w:szCs w:val="32"/>
-          <w:cs/>
-          <w:lang w:eastAsia="en-GB"/>
-        </w:rPr>
-        <w:t xml:space="preserve"> และได้ผ่านการรับรองจาก</w:t>
-      </w:r>
-      <w:r>
-        <w:rPr>
-          <w:rFonts w:ascii="TH Sarabun New" w:eastAsia="Times New Roman" w:hAnsi="TH Sarabun New" w:cs="TH Sarabun New" w:hint="cs"/>
-          <w:color w:val="000000" w:themeColor="text1"/>
-          <w:sz w:val="32"/>
-          <w:szCs w:val="32"/>
-          <w:cs/>
-          <w:lang w:eastAsia="en-GB"/>
-        </w:rPr>
-        <w:t>ที่</w:t>
-      </w:r>
-      <w:r>
-        <w:rPr>
-          <w:rFonts w:ascii="TH Sarabun New" w:eastAsia="Times New Roman" w:hAnsi="TH Sarabun New" w:cs="TH Sarabun New" w:hint="cs"/>
-          <w:color w:val="000000" w:themeColor="text1"/>
-          <w:sz w:val="32"/>
-          <w:szCs w:val="32"/>
-          <w:cs/>
-          <w:lang w:eastAsia="en-GB"/>
-        </w:rPr>
-        <w:t>ประชุมคณะกรรมการประจำวิทยาลัยการคอมพิวเตอร์ ในคราวประชุม</w:t>
-      </w:r>
-      <w:r>
-        <w:rPr>
-          <w:rFonts w:ascii="TH Sarabun New" w:eastAsia="Times New Roman" w:hAnsi="TH Sarabun New" w:cs="TH Sarabun New" w:hint="cs"/>
-          <w:color w:val="000000" w:themeColor="text1"/>
-          <w:sz w:val="32"/>
-          <w:szCs w:val="32"/>
-          <w:cs/>
-          <w:lang w:eastAsia="en-GB"/>
-        </w:rPr>
-        <w:t xml:space="preserve"> </w:t>
-      </w:r>
-      <w:r>
-        <w:rPr>
-          <w:rFonts w:ascii="TH Sarabun New" w:eastAsia="Times New Roman" w:hAnsi="TH Sarabun New" w:cs="TH Sarabun New" w:hint="cs"/>
-          <w:color w:val="000000" w:themeColor="text1"/>
-          <w:sz w:val="32"/>
-          <w:szCs w:val="32"/>
-          <w:cs/>
-          <w:lang w:eastAsia="en-GB"/>
-        </w:rPr>
-        <w:t xml:space="preserve">ครั้งที่ </w:t>
-      </w:r>
-      <w:r>
-        <w:rPr>
-          <w:rFonts w:ascii="TH Sarabun New" w:eastAsia="Times New Roman" w:hAnsi="TH Sarabun New" w:cs="TH Sarabun New"/>
-          <w:color w:val="000000" w:themeColor="text1"/>
-          <w:sz w:val="32"/>
-          <w:szCs w:val="32"/>
-          <w:lang w:eastAsia="en-GB"/>
-        </w:rPr>
-        <w:t>{{</w:t>
-      </w:r>
-      <w:proofErr w:type="spellStart"/>
-      <w:r>
-        <w:rPr>
-          <w:rFonts w:ascii="TH Sarabun New" w:eastAsia="Times New Roman" w:hAnsi="TH Sarabun New" w:cs="TH Sarabun New"/>
-          <w:color w:val="000000" w:themeColor="text1"/>
-          <w:sz w:val="32"/>
-          <w:szCs w:val="32"/>
-          <w:lang w:eastAsia="en-GB"/>
-        </w:rPr>
-        <w:t>board_meeting_no</w:t>
-      </w:r>
-      <w:proofErr w:type="spellEnd"/>
-      <w:r>
-        <w:rPr>
-          <w:rFonts w:ascii="TH Sarabun New" w:eastAsia="Times New Roman" w:hAnsi="TH Sarabun New" w:cs="TH Sarabun New"/>
-          <w:color w:val="000000" w:themeColor="text1"/>
-          <w:sz w:val="32"/>
-          <w:szCs w:val="32"/>
-          <w:lang w:eastAsia="en-GB"/>
-        </w:rPr>
-        <w:t>}}</w:t>
-      </w:r>
-      <w:r>
-        <w:rPr>
-          <w:rFonts w:ascii="TH Sarabun New" w:eastAsia="Times New Roman" w:hAnsi="TH Sarabun New" w:cs="TH Sarabun New" w:hint="cs"/>
-          <w:color w:val="000000" w:themeColor="text1"/>
-          <w:sz w:val="32"/>
-          <w:szCs w:val="32"/>
-          <w:cs/>
-          <w:lang w:eastAsia="en-GB"/>
-        </w:rPr>
-        <w:t xml:space="preserve">เมื่อวันที่ </w:t>
-      </w:r>
-      <w:r>
-        <w:rPr>
-          <w:rFonts w:ascii="TH Sarabun New" w:eastAsia="Times New Roman" w:hAnsi="TH Sarabun New" w:cs="TH Sarabun New"/>
-          <w:color w:val="000000" w:themeColor="text1"/>
-          <w:sz w:val="32"/>
-          <w:szCs w:val="32"/>
-          <w:lang w:eastAsia="en-GB"/>
-        </w:rPr>
-        <w:t>{{</w:t>
-      </w:r>
-      <w:proofErr w:type="spellStart"/>
-      <w:r>
-        <w:rPr>
-          <w:rFonts w:ascii="TH Sarabun New" w:eastAsia="Times New Roman" w:hAnsi="TH Sarabun New" w:cs="TH Sarabun New"/>
-          <w:color w:val="000000" w:themeColor="text1"/>
-          <w:sz w:val="32"/>
-          <w:szCs w:val="32"/>
-          <w:lang w:eastAsia="en-GB"/>
-        </w:rPr>
-        <w:t>board_meeting_date</w:t>
-      </w:r>
-      <w:proofErr w:type="spellEnd"/>
-      <w:r>
-        <w:rPr>
-          <w:rFonts w:ascii="TH Sarabun New" w:eastAsia="Times New Roman" w:hAnsi="TH Sarabun New" w:cs="TH Sarabun New"/>
-          <w:color w:val="000000" w:themeColor="text1"/>
-          <w:sz w:val="32"/>
-          <w:szCs w:val="32"/>
-          <w:lang w:eastAsia="en-GB"/>
-        </w:rPr>
-        <w:t>}}</w:t>
-      </w:r>
-      <w:r>
-        <w:rPr>
-          <w:rFonts w:ascii="TH Sarabun New" w:eastAsia="Times New Roman" w:hAnsi="TH Sarabun New" w:cs="TH Sarabun New" w:hint="cs"/>
-          <w:color w:val="000000" w:themeColor="text1"/>
-          <w:sz w:val="32"/>
-          <w:szCs w:val="32"/>
-          <w:cs/>
-          <w:lang w:eastAsia="en-GB"/>
-        </w:rPr>
-        <w:t xml:space="preserve"> ผลปรากฎว่า ผลการประเมินผลการสอนของท่านอยู่ในระดับ </w:t>
-      </w:r>
-      <w:r>
-        <w:rPr>
-          <w:rFonts w:ascii="TH Sarabun New" w:eastAsia="Times New Roman" w:hAnsi="TH Sarabun New" w:cs="TH Sarabun New"/>
-          <w:color w:val="000000" w:themeColor="text1"/>
-          <w:sz w:val="32"/>
-          <w:szCs w:val="32"/>
-          <w:lang w:eastAsia="en-GB"/>
-        </w:rPr>
-        <w:t>{{</w:t>
-      </w:r>
-      <w:proofErr w:type="spellStart"/>
-      <w:r>
-        <w:rPr>
-          <w:rFonts w:ascii="TH Sarabun New" w:hAnsi="TH Sarabun New" w:cs="TH Sarabun New"/>
-          <w:color w:val="000000" w:themeColor="text1"/>
-          <w:sz w:val="32"/>
-          <w:szCs w:val="32"/>
-        </w:rPr>
-        <w:t>result_level</w:t>
-      </w:r>
-      <w:proofErr w:type="spellEnd"/>
-      <w:r>
-        <w:rPr>
-          <w:rFonts w:ascii="TH Sarabun New" w:hAnsi="TH Sarabun New" w:cs="TH Sarabun New"/>
-          <w:color w:val="000000" w:themeColor="text1"/>
-          <w:sz w:val="32"/>
-          <w:szCs w:val="32"/>
-        </w:rPr>
-        <w:t>}}</w:t>
-      </w:r>
-      <w:r>
-        <w:rPr>
-          <w:rFonts w:ascii="TH Sarabun New" w:eastAsia="Times New Roman" w:hAnsi="TH Sarabun New" w:cs="TH Sarabun New" w:hint="cs"/>
-          <w:color w:val="000000" w:themeColor="text1"/>
-          <w:sz w:val="32"/>
-          <w:szCs w:val="32"/>
-          <w:cs/>
-          <w:lang w:eastAsia="en-GB"/>
-        </w:rPr>
-        <w:t xml:space="preserve"> </w:t>
-      </w:r>
-      <w:r>
-        <w:rPr>
-          <w:rFonts w:ascii="TH Sarabun New" w:eastAsia="Times New Roman" w:hAnsi="TH Sarabun New" w:cs="TH Sarabun New"/>
-          <w:color w:val="000000" w:themeColor="text1"/>
-          <w:sz w:val="32"/>
-          <w:szCs w:val="32"/>
-          <w:lang w:eastAsia="en-GB"/>
-        </w:rPr>
-        <w:t>{{</w:t>
-      </w:r>
-      <w:proofErr w:type="spellStart"/>
-      <w:r>
-        <w:rPr>
-          <w:rFonts w:ascii="TH Sarabun New" w:eastAsia="Times New Roman" w:hAnsi="TH Sarabun New" w:cs="TH Sarabun New"/>
-          <w:color w:val="000000" w:themeColor="text1"/>
-          <w:sz w:val="32"/>
-          <w:szCs w:val="32"/>
-          <w:lang w:eastAsia="en-GB"/>
-        </w:rPr>
-        <w:t>quality_status</w:t>
-      </w:r>
-      <w:proofErr w:type="spellEnd"/>
-      <w:r>
-        <w:rPr>
-          <w:rFonts w:ascii="TH Sarabun New" w:eastAsia="Times New Roman" w:hAnsi="TH Sarabun New" w:cs="TH Sarabun New"/>
-          <w:color w:val="000000" w:themeColor="text1"/>
-          <w:sz w:val="32"/>
-          <w:szCs w:val="32"/>
-          <w:lang w:eastAsia="en-GB"/>
-        </w:rPr>
-        <w:t>}}</w:t>
+        <w:t>{{quality_status}}</w:t>
       </w:r>
       <w:r>
         <w:rPr>
@@ -1267,29 +1024,7 @@
           <w:szCs w:val="32"/>
           <w:lang w:eastAsia="en-GB"/>
         </w:rPr>
-        <w:t>{{</w:t>
-      </w:r>
-      <w:proofErr w:type="spellStart"/>
-      <w:r>
-        <w:rPr>
-          <w:rFonts w:ascii="TH Sarabun New" w:eastAsia="Times New Roman" w:hAnsi="TH Sarabun New" w:cs="TH Sarabun New"/>
-          <w:color w:val="000000" w:themeColor="text1"/>
-          <w:sz w:val="32"/>
-          <w:szCs w:val="32"/>
-          <w:lang w:eastAsia="en-GB"/>
-        </w:rPr>
-        <w:t>requested_position</w:t>
-      </w:r>
-      <w:proofErr w:type="spellEnd"/>
-      <w:r>
-        <w:rPr>
-          <w:rFonts w:ascii="TH Sarabun New" w:eastAsia="Times New Roman" w:hAnsi="TH Sarabun New" w:cs="TH Sarabun New"/>
-          <w:color w:val="000000" w:themeColor="text1"/>
-          <w:sz w:val="32"/>
-          <w:szCs w:val="32"/>
-          <w:lang w:eastAsia="en-GB"/>
-        </w:rPr>
-        <w:t>}}</w:t>
+        <w:t>{{requested_position}}</w:t>
       </w:r>
       <w:r>
         <w:rPr>
@@ -1330,27 +1065,7 @@
           <w:sz w:val="32"/>
           <w:szCs w:val="32"/>
         </w:rPr>
-        <w:t>{{</w:t>
-      </w:r>
-      <w:proofErr w:type="spellStart"/>
-      <w:r>
-        <w:rPr>
-          <w:rFonts w:ascii="TH Sarabun New" w:eastAsia="Angsana New" w:hAnsi="TH Sarabun New" w:cs="TH Sarabun New"/>
-          <w:color w:val="000000" w:themeColor="text1"/>
-          <w:sz w:val="32"/>
-          <w:szCs w:val="32"/>
-        </w:rPr>
-        <w:t>expiration_date</w:t>
-      </w:r>
-      <w:proofErr w:type="spellEnd"/>
-      <w:r>
-        <w:rPr>
-          <w:rFonts w:ascii="TH Sarabun New" w:eastAsia="Angsana New" w:hAnsi="TH Sarabun New" w:cs="TH Sarabun New"/>
-          <w:color w:val="000000" w:themeColor="text1"/>
-          <w:sz w:val="32"/>
-          <w:szCs w:val="32"/>
-        </w:rPr>
-        <w:t>}}</w:t>
+        <w:t>{{expiration_date}}</w:t>
       </w:r>
       <w:r>
         <w:rPr>
@@ -1504,27 +1219,7 @@
           <w:sz w:val="32"/>
           <w:szCs w:val="32"/>
         </w:rPr>
-        <w:t>{{</w:t>
-      </w:r>
-      <w:proofErr w:type="spellStart"/>
-      <w:r>
-        <w:rPr>
-          <w:rFonts w:ascii="TH Sarabun New" w:hAnsi="TH Sarabun New" w:cs="TH Sarabun New"/>
-          <w:color w:val="000000" w:themeColor="text1"/>
-          <w:sz w:val="32"/>
-          <w:szCs w:val="32"/>
-        </w:rPr>
-        <w:t>dean_name</w:t>
-      </w:r>
-      <w:proofErr w:type="spellEnd"/>
-      <w:r>
-        <w:rPr>
-          <w:rFonts w:ascii="TH Sarabun New" w:hAnsi="TH Sarabun New" w:cs="TH Sarabun New"/>
-          <w:color w:val="000000" w:themeColor="text1"/>
-          <w:sz w:val="32"/>
-          <w:szCs w:val="32"/>
-        </w:rPr>
-        <w:t>}}</w:t>
+        <w:t>{{dean_name}}</w:t>
       </w:r>
       <w:r>
         <w:rPr>
@@ -1554,27 +1249,7 @@
           <w:sz w:val="32"/>
           <w:szCs w:val="32"/>
         </w:rPr>
-        <w:t>{{</w:t>
-      </w:r>
-      <w:proofErr w:type="spellStart"/>
-      <w:r>
-        <w:rPr>
-          <w:rFonts w:ascii="TH Sarabun New" w:hAnsi="TH Sarabun New" w:cs="TH Sarabun New"/>
-          <w:color w:val="000000" w:themeColor="text1"/>
-          <w:sz w:val="32"/>
-          <w:szCs w:val="32"/>
-        </w:rPr>
-        <w:t>dean_position</w:t>
-      </w:r>
-      <w:proofErr w:type="spellEnd"/>
-      <w:r>
-        <w:rPr>
-          <w:rFonts w:ascii="TH Sarabun New" w:hAnsi="TH Sarabun New" w:cs="TH Sarabun New"/>
-          <w:color w:val="000000" w:themeColor="text1"/>
-          <w:sz w:val="32"/>
-          <w:szCs w:val="32"/>
-        </w:rPr>
-        <w:t>}}</w:t>
+        <w:t>{{dean_position}}</w:t>
       </w:r>
     </w:p>
     <w:p>
@@ -1987,7 +1662,7 @@
     <w:lsdException w:name="Unresolved Mention" w:semiHidden="1" w:unhideWhenUsed="1"/>
     <w:lsdException w:name="Smart Link" w:semiHidden="1" w:unhideWhenUsed="1"/>
   </w:latentStyles>
-  <w:style w:type="paragraph" w:default="1" w:styleId="Normal">
+  <w:style w:type="paragraph" w:default="1" w:styleId="a">
     <w:name w:val="Normal"/>
     <w:qFormat/>
     <w:rsid w:val="00EF7D69"/>
@@ -2001,11 +1676,11 @@
       <w:lang w:val="en-US" w:eastAsia="zh-CN"/>
     </w:rPr>
   </w:style>
-  <w:style w:type="paragraph" w:styleId="Heading3">
+  <w:style w:type="paragraph" w:styleId="3">
     <w:name w:val="heading 3"/>
-    <w:basedOn w:val="Normal"/>
-    <w:next w:val="Normal"/>
-    <w:link w:val="Heading3Char"/>
+    <w:basedOn w:val="a"/>
+    <w:next w:val="a"/>
+    <w:link w:val="30"/>
     <w:qFormat/>
     <w:rsid w:val="00EF7D69"/>
     <w:pPr>
@@ -2023,13 +1698,13 @@
       <w:szCs w:val="32"/>
     </w:rPr>
   </w:style>
-  <w:style w:type="character" w:default="1" w:styleId="DefaultParagraphFont">
+  <w:style w:type="character" w:default="1" w:styleId="a0">
     <w:name w:val="Default Paragraph Font"/>
     <w:uiPriority w:val="1"/>
     <w:semiHidden/>
     <w:unhideWhenUsed/>
   </w:style>
-  <w:style w:type="table" w:default="1" w:styleId="TableNormal">
+  <w:style w:type="table" w:default="1" w:styleId="a1">
     <w:name w:val="Normal Table"/>
     <w:uiPriority w:val="99"/>
     <w:semiHidden/>
@@ -2044,25 +1719,25 @@
       </w:tblCellMar>
     </w:tblPr>
   </w:style>
-  <w:style w:type="numbering" w:default="1" w:styleId="NoList">
+  <w:style w:type="numbering" w:default="1" w:styleId="a2">
     <w:name w:val="No List"/>
     <w:uiPriority w:val="99"/>
     <w:semiHidden/>
     <w:unhideWhenUsed/>
   </w:style>
-  <w:style w:type="character" w:customStyle="1" w:styleId="Heading3Char">
-    <w:name w:val="Heading 3 Char"/>
-    <w:basedOn w:val="DefaultParagraphFont"/>
-    <w:link w:val="Heading3"/>
+  <w:style w:type="character" w:customStyle="1" w:styleId="30">
+    <w:name w:val="หัวเรื่อง 3 อักขระ"/>
+    <w:basedOn w:val="a0"/>
+    <w:link w:val="3"/>
     <w:rsid w:val="00EF7D69"/>
     <w:rPr>
       <w:rFonts w:ascii="Angsana New" w:eastAsia="Cordia New" w:hAnsi="Angsana New" w:cs="Angsana New"/>
       <w:lang w:val="en-US" w:eastAsia="zh-CN"/>
     </w:rPr>
   </w:style>
-  <w:style w:type="table" w:styleId="TableGrid">
+  <w:style w:type="table" w:styleId="a3">
     <w:name w:val="Table Grid"/>
-    <w:basedOn w:val="TableNormal"/>
+    <w:basedOn w:val="a1"/>
     <w:uiPriority w:val="39"/>
     <w:rsid w:val="003A6B9C"/>
     <w:pPr>

--- a/shopping-cart-spring-boot-main/src/main/resources/templates/docx/doc_8.docx
+++ b/shopping-cart-spring-boot-main/src/main/resources/templates/docx/doc_8.docx
@@ -232,14 +232,25 @@
         </w:rPr>
         <w:t>{{</w:t>
       </w:r>
-      <w:r>
-        <w:rPr>
-          <w:rFonts w:ascii="TH Sarabun New" w:hAnsi="TH Sarabun New" w:cs="TH Sarabun New"/>
-          <w:color w:val="000000" w:themeColor="text1"/>
-          <w:sz w:val="32"/>
-          <w:szCs w:val="32"/>
-        </w:rPr>
-        <w:t>document_number}}</w:t>
+      <w:proofErr w:type="spellStart"/>
+      <w:r>
+        <w:rPr>
+          <w:rFonts w:ascii="TH Sarabun New" w:hAnsi="TH Sarabun New" w:cs="TH Sarabun New"/>
+          <w:color w:val="000000" w:themeColor="text1"/>
+          <w:sz w:val="32"/>
+          <w:szCs w:val="32"/>
+        </w:rPr>
+        <w:t>memo_no</w:t>
+      </w:r>
+      <w:proofErr w:type="spellEnd"/>
+      <w:r>
+        <w:rPr>
+          <w:rFonts w:ascii="TH Sarabun New" w:hAnsi="TH Sarabun New" w:cs="TH Sarabun New"/>
+          <w:color w:val="000000" w:themeColor="text1"/>
+          <w:sz w:val="32"/>
+          <w:szCs w:val="32"/>
+        </w:rPr>
+        <w:t>}}</w:t>
       </w:r>
       <w:r>
         <w:rPr>
@@ -312,7 +323,7 @@
           <w:sz w:val="32"/>
           <w:szCs w:val="32"/>
         </w:rPr>
-        <w:t>{{document_date}}</w:t>
+        <w:t>{{date}}</w:t>
       </w:r>
       <w:r>
         <w:rPr>
@@ -448,11 +459,39 @@
         <w:t xml:space="preserve"> </w:t>
       </w:r>
       <w:r>
+        <w:rPr>
+          <w:rFonts w:ascii="TH Sarabun New" w:hAnsi="TH Sarabun New" w:cs="TH Sarabun New"/>
+          <w:sz w:val="32"/>
+          <w:szCs w:val="32"/>
+        </w:rPr>
         <w:t>{{</w:t>
       </w:r>
+      <w:proofErr w:type="spellStart"/>
+      <w:r>
+        <w:rPr>
+          <w:rFonts w:ascii="TH Sarabun New" w:hAnsi="TH Sarabun New" w:cs="TH Sarabun New"/>
+          <w:sz w:val="32"/>
+          <w:szCs w:val="32"/>
+        </w:rPr>
+        <w:t>applicant_title</w:t>
+      </w:r>
+      <w:proofErr w:type="spellEnd"/>
+      <w:r>
+        <w:rPr>
+          <w:rFonts w:ascii="TH Sarabun New" w:hAnsi="TH Sarabun New" w:cs="TH Sarabun New"/>
+          <w:sz w:val="32"/>
+          <w:szCs w:val="32"/>
+        </w:rPr>
+        <w:t>}}</w:t>
+      </w:r>
+      <w:r>
+        <w:t>{{</w:t>
+      </w:r>
+      <w:proofErr w:type="spellStart"/>
       <w:r>
         <w:t>applicant_name</w:t>
       </w:r>
+      <w:proofErr w:type="spellEnd"/>
       <w:r>
         <w:t>}}</w:t>
       </w:r>
@@ -472,10 +511,10 @@
         <w:ind w:firstLine="720"/>
         <w:jc w:val="thaiDistribute"/>
         <w:rPr>
-          <w:rFonts w:ascii="TH Sarabun New" w:eastAsia="Times New Roman" w:hAnsi="TH Sarabun New" w:cs="TH Sarabun New"/>
-          <w:sz w:val="32"/>
-          <w:szCs w:val="32"/>
-          <w:lang w:eastAsia="en-GB"/>
+          <w:rFonts w:ascii="TH Sarabun New" w:eastAsia="Angsana New" w:hAnsi="TH Sarabun New" w:cs="TH Sarabun New"/>
+          <w:color w:val="000000" w:themeColor="text1"/>
+          <w:sz w:val="32"/>
+          <w:szCs w:val="32"/>
         </w:rPr>
       </w:pPr>
       <w:r>
@@ -495,7 +534,27 @@
           <w:sz w:val="32"/>
           <w:szCs w:val="32"/>
         </w:rPr>
-        <w:t xml:space="preserve">{{ref_doc_number}} </w:t>
+        <w:t>{{</w:t>
+      </w:r>
+      <w:proofErr w:type="spellStart"/>
+      <w:r>
+        <w:rPr>
+          <w:rFonts w:ascii="TH Sarabun New" w:eastAsia="Angsana New" w:hAnsi="TH Sarabun New" w:cs="TH Sarabun New"/>
+          <w:color w:val="000000" w:themeColor="text1"/>
+          <w:sz w:val="32"/>
+          <w:szCs w:val="32"/>
+        </w:rPr>
+        <w:t>ref_memo_no</w:t>
+      </w:r>
+      <w:proofErr w:type="spellEnd"/>
+      <w:r>
+        <w:rPr>
+          <w:rFonts w:ascii="TH Sarabun New" w:eastAsia="Angsana New" w:hAnsi="TH Sarabun New" w:cs="TH Sarabun New"/>
+          <w:color w:val="000000" w:themeColor="text1"/>
+          <w:sz w:val="32"/>
+          <w:szCs w:val="32"/>
+        </w:rPr>
+        <w:t xml:space="preserve">}} </w:t>
       </w:r>
       <w:r>
         <w:rPr>
@@ -514,7 +573,36 @@
           <w:sz w:val="32"/>
           <w:szCs w:val="32"/>
         </w:rPr>
-        <w:t>{{ref_doc_date}}</w:t>
+        <w:t>{{</w:t>
+      </w:r>
+      <w:proofErr w:type="spellStart"/>
+      <w:r>
+        <w:rPr>
+          <w:rFonts w:ascii="TH Sarabun New" w:eastAsia="Angsana New" w:hAnsi="TH Sarabun New" w:cs="TH Sarabun New"/>
+          <w:color w:val="000000" w:themeColor="text1"/>
+          <w:sz w:val="32"/>
+          <w:szCs w:val="32"/>
+        </w:rPr>
+        <w:t>ref_</w:t>
+      </w:r>
+      <w:r>
+        <w:rPr>
+          <w:rFonts w:ascii="TH Sarabun New" w:eastAsia="Angsana New" w:hAnsi="TH Sarabun New" w:cs="TH Sarabun New"/>
+          <w:color w:val="000000" w:themeColor="text1"/>
+          <w:sz w:val="32"/>
+          <w:szCs w:val="32"/>
+        </w:rPr>
+        <w:t>memo_date</w:t>
+      </w:r>
+      <w:proofErr w:type="spellEnd"/>
+      <w:r>
+        <w:rPr>
+          <w:rFonts w:ascii="TH Sarabun New" w:eastAsia="Angsana New" w:hAnsi="TH Sarabun New" w:cs="TH Sarabun New"/>
+          <w:color w:val="000000" w:themeColor="text1"/>
+          <w:sz w:val="32"/>
+          <w:szCs w:val="32"/>
+        </w:rPr>
+        <w:t>}}</w:t>
       </w:r>
       <w:r>
         <w:rPr>
@@ -555,14 +643,34 @@
         </w:rPr>
         <w:t>{{</w:t>
       </w:r>
-      <w:r>
-        <w:rPr>
-          <w:rFonts w:ascii="TH Sarabun New" w:hAnsi="TH Sarabun New" w:cs="TH Sarabun New"/>
-          <w:color w:val="000000" w:themeColor="text1"/>
-          <w:sz w:val="32"/>
-          <w:szCs w:val="32"/>
-        </w:rPr>
-        <w:t>subject_name}}</w:t>
+      <w:proofErr w:type="spellStart"/>
+      <w:r>
+        <w:rPr>
+          <w:rFonts w:ascii="TH Sarabun New" w:hAnsi="TH Sarabun New" w:cs="TH Sarabun New"/>
+          <w:color w:val="000000" w:themeColor="text1"/>
+          <w:sz w:val="32"/>
+          <w:szCs w:val="32"/>
+        </w:rPr>
+        <w:t>course</w:t>
+      </w:r>
+      <w:r>
+        <w:rPr>
+          <w:rFonts w:ascii="TH Sarabun New" w:hAnsi="TH Sarabun New" w:cs="TH Sarabun New"/>
+          <w:color w:val="000000" w:themeColor="text1"/>
+          <w:sz w:val="32"/>
+          <w:szCs w:val="32"/>
+        </w:rPr>
+        <w:t>_name</w:t>
+      </w:r>
+      <w:proofErr w:type="spellEnd"/>
+      <w:r>
+        <w:rPr>
+          <w:rFonts w:ascii="TH Sarabun New" w:hAnsi="TH Sarabun New" w:cs="TH Sarabun New"/>
+          <w:color w:val="000000" w:themeColor="text1"/>
+          <w:sz w:val="32"/>
+          <w:szCs w:val="32"/>
+        </w:rPr>
+        <w:t>}}</w:t>
       </w:r>
       <w:r>
         <w:rPr>
@@ -587,11 +695,12 @@
       </w:r>
       <w:r>
         <w:rPr>
-          <w:rFonts w:ascii="TH Sarabun New" w:hAnsi="TH Sarabun New" w:cs="TH Sarabun New" w:hint="cs"/>
+          <w:rFonts w:ascii="TH Sarabun New" w:hAnsi="TH Sarabun New" w:cs="TH Sarabun New"/>
           <w:color w:val="000000" w:themeColor="text1"/>
           <w:sz w:val="32"/>
           <w:szCs w:val="32"/>
           <w:shd w:val="clear" w:color="auto" w:fill="FFFFFF"/>
+          <w:cs/>
         </w:rPr>
         <w:t> </w:t>
       </w:r>
@@ -603,7 +712,39 @@
           <w:szCs w:val="32"/>
           <w:shd w:val="clear" w:color="auto" w:fill="FFFFFF"/>
         </w:rPr>
-        <w:t xml:space="preserve">{{subject_code}} </w:t>
+        <w:t>{{</w:t>
+      </w:r>
+      <w:proofErr w:type="spellStart"/>
+      <w:r>
+        <w:rPr>
+          <w:rFonts w:ascii="TH Sarabun New" w:hAnsi="TH Sarabun New" w:cs="TH Sarabun New"/>
+          <w:color w:val="000000" w:themeColor="text1"/>
+          <w:sz w:val="32"/>
+          <w:szCs w:val="32"/>
+          <w:shd w:val="clear" w:color="auto" w:fill="FFFFFF"/>
+        </w:rPr>
+        <w:t>course</w:t>
+      </w:r>
+      <w:r>
+        <w:rPr>
+          <w:rFonts w:ascii="TH Sarabun New" w:hAnsi="TH Sarabun New" w:cs="TH Sarabun New"/>
+          <w:color w:val="000000" w:themeColor="text1"/>
+          <w:sz w:val="32"/>
+          <w:szCs w:val="32"/>
+          <w:shd w:val="clear" w:color="auto" w:fill="FFFFFF"/>
+        </w:rPr>
+        <w:t>_code</w:t>
+      </w:r>
+      <w:proofErr w:type="spellEnd"/>
+      <w:r>
+        <w:rPr>
+          <w:rFonts w:ascii="TH Sarabun New" w:hAnsi="TH Sarabun New" w:cs="TH Sarabun New"/>
+          <w:color w:val="000000" w:themeColor="text1"/>
+          <w:sz w:val="32"/>
+          <w:szCs w:val="32"/>
+          <w:shd w:val="clear" w:color="auto" w:fill="FFFFFF"/>
+        </w:rPr>
+        <w:t xml:space="preserve">}} </w:t>
       </w:r>
       <w:r>
         <w:rPr>
@@ -634,7 +775,7 @@
           <w:szCs w:val="32"/>
           <w:lang w:eastAsia="en-GB"/>
         </w:rPr>
-        <w:t>{{semester_year}}</w:t>
+        <w:t>{{semester}}</w:t>
       </w:r>
       <w:r>
         <w:rPr>
@@ -678,7 +819,29 @@
           <w:szCs w:val="32"/>
           <w:lang w:eastAsia="en-GB"/>
         </w:rPr>
-        <w:t>{{requested_position}}</w:t>
+        <w:t>{{</w:t>
+      </w:r>
+      <w:proofErr w:type="spellStart"/>
+      <w:r>
+        <w:rPr>
+          <w:rFonts w:ascii="TH Sarabun New" w:eastAsia="Times New Roman" w:hAnsi="TH Sarabun New" w:cs="TH Sarabun New"/>
+          <w:color w:val="000000" w:themeColor="text1"/>
+          <w:sz w:val="32"/>
+          <w:szCs w:val="32"/>
+          <w:lang w:eastAsia="en-GB"/>
+        </w:rPr>
+        <w:t>requested_position</w:t>
+      </w:r>
+      <w:proofErr w:type="spellEnd"/>
+      <w:r>
+        <w:rPr>
+          <w:rFonts w:ascii="TH Sarabun New" w:eastAsia="Times New Roman" w:hAnsi="TH Sarabun New" w:cs="TH Sarabun New"/>
+          <w:color w:val="000000" w:themeColor="text1"/>
+          <w:sz w:val="32"/>
+          <w:szCs w:val="32"/>
+          <w:lang w:eastAsia="en-GB"/>
+        </w:rPr>
+        <w:t>}}</w:t>
       </w:r>
       <w:r>
         <w:rPr>
@@ -743,7 +906,29 @@
           <w:szCs w:val="32"/>
           <w:lang w:eastAsia="en-GB"/>
         </w:rPr>
-        <w:t>{{evaluation_date}}</w:t>
+        <w:t>{{</w:t>
+      </w:r>
+      <w:proofErr w:type="spellStart"/>
+      <w:r>
+        <w:rPr>
+          <w:rFonts w:ascii="TH Sarabun New" w:eastAsia="Times New Roman" w:hAnsi="TH Sarabun New" w:cs="TH Sarabun New"/>
+          <w:color w:val="000000" w:themeColor="text1"/>
+          <w:sz w:val="32"/>
+          <w:szCs w:val="32"/>
+          <w:lang w:eastAsia="en-GB"/>
+        </w:rPr>
+        <w:t>evaluation_date</w:t>
+      </w:r>
+      <w:proofErr w:type="spellEnd"/>
+      <w:r>
+        <w:rPr>
+          <w:rFonts w:ascii="TH Sarabun New" w:eastAsia="Times New Roman" w:hAnsi="TH Sarabun New" w:cs="TH Sarabun New"/>
+          <w:color w:val="000000" w:themeColor="text1"/>
+          <w:sz w:val="32"/>
+          <w:szCs w:val="32"/>
+          <w:lang w:eastAsia="en-GB"/>
+        </w:rPr>
+        <w:t>}}</w:t>
       </w:r>
       <w:r>
         <w:rPr>
@@ -808,7 +993,39 @@
           <w:szCs w:val="32"/>
           <w:lang w:eastAsia="en-GB"/>
         </w:rPr>
-        <w:t>{{board_meeting_no}}</w:t>
+        <w:t>{{</w:t>
+      </w:r>
+      <w:proofErr w:type="spellStart"/>
+      <w:r>
+        <w:rPr>
+          <w:rFonts w:ascii="TH Sarabun New" w:eastAsia="Times New Roman" w:hAnsi="TH Sarabun New" w:cs="TH Sarabun New"/>
+          <w:color w:val="000000" w:themeColor="text1"/>
+          <w:sz w:val="32"/>
+          <w:szCs w:val="32"/>
+          <w:lang w:eastAsia="en-GB"/>
+        </w:rPr>
+        <w:t>faculty_</w:t>
+      </w:r>
+      <w:r>
+        <w:rPr>
+          <w:rFonts w:ascii="TH Sarabun New" w:eastAsia="Times New Roman" w:hAnsi="TH Sarabun New" w:cs="TH Sarabun New"/>
+          <w:color w:val="000000" w:themeColor="text1"/>
+          <w:sz w:val="32"/>
+          <w:szCs w:val="32"/>
+          <w:lang w:eastAsia="en-GB"/>
+        </w:rPr>
+        <w:t>board_meeting_no</w:t>
+      </w:r>
+      <w:proofErr w:type="spellEnd"/>
+      <w:r>
+        <w:rPr>
+          <w:rFonts w:ascii="TH Sarabun New" w:eastAsia="Times New Roman" w:hAnsi="TH Sarabun New" w:cs="TH Sarabun New"/>
+          <w:color w:val="000000" w:themeColor="text1"/>
+          <w:sz w:val="32"/>
+          <w:szCs w:val="32"/>
+          <w:lang w:eastAsia="en-GB"/>
+        </w:rPr>
+        <w:t>}}</w:t>
       </w:r>
       <w:r>
         <w:rPr>
@@ -819,6 +1036,17 @@
           <w:cs/>
           <w:lang w:eastAsia="en-GB"/>
         </w:rPr>
+        <w:t xml:space="preserve"> </w:t>
+      </w:r>
+      <w:r>
+        <w:rPr>
+          <w:rFonts w:ascii="TH Sarabun New" w:eastAsia="Times New Roman" w:hAnsi="TH Sarabun New" w:cs="TH Sarabun New" w:hint="cs"/>
+          <w:color w:val="000000" w:themeColor="text1"/>
+          <w:sz w:val="32"/>
+          <w:szCs w:val="32"/>
+          <w:cs/>
+          <w:lang w:eastAsia="en-GB"/>
+        </w:rPr>
         <w:t xml:space="preserve">เมื่อวันที่ </w:t>
       </w:r>
       <w:r>
@@ -829,7 +1057,39 @@
           <w:szCs w:val="32"/>
           <w:lang w:eastAsia="en-GB"/>
         </w:rPr>
-        <w:t>{{board_meeting_date}}</w:t>
+        <w:t>{{</w:t>
+      </w:r>
+      <w:proofErr w:type="spellStart"/>
+      <w:r>
+        <w:rPr>
+          <w:rFonts w:ascii="TH Sarabun New" w:eastAsia="Times New Roman" w:hAnsi="TH Sarabun New" w:cs="TH Sarabun New"/>
+          <w:color w:val="000000" w:themeColor="text1"/>
+          <w:sz w:val="32"/>
+          <w:szCs w:val="32"/>
+          <w:lang w:eastAsia="en-GB"/>
+        </w:rPr>
+        <w:t>faculty_</w:t>
+      </w:r>
+      <w:r>
+        <w:rPr>
+          <w:rFonts w:ascii="TH Sarabun New" w:eastAsia="Times New Roman" w:hAnsi="TH Sarabun New" w:cs="TH Sarabun New"/>
+          <w:color w:val="000000" w:themeColor="text1"/>
+          <w:sz w:val="32"/>
+          <w:szCs w:val="32"/>
+          <w:lang w:eastAsia="en-GB"/>
+        </w:rPr>
+        <w:t>board_meeting_date</w:t>
+      </w:r>
+      <w:proofErr w:type="spellEnd"/>
+      <w:r>
+        <w:rPr>
+          <w:rFonts w:ascii="TH Sarabun New" w:eastAsia="Times New Roman" w:hAnsi="TH Sarabun New" w:cs="TH Sarabun New"/>
+          <w:color w:val="000000" w:themeColor="text1"/>
+          <w:sz w:val="32"/>
+          <w:szCs w:val="32"/>
+          <w:lang w:eastAsia="en-GB"/>
+        </w:rPr>
+        <w:t>}}</w:t>
       </w:r>
       <w:r>
         <w:rPr>
@@ -852,14 +1112,25 @@
         </w:rPr>
         <w:t>{{</w:t>
       </w:r>
-      <w:r>
-        <w:rPr>
-          <w:rFonts w:ascii="TH Sarabun New" w:hAnsi="TH Sarabun New" w:cs="TH Sarabun New"/>
-          <w:color w:val="000000" w:themeColor="text1"/>
-          <w:sz w:val="32"/>
-          <w:szCs w:val="32"/>
-        </w:rPr>
-        <w:t>result_level}}</w:t>
+      <w:proofErr w:type="spellStart"/>
+      <w:r>
+        <w:rPr>
+          <w:rFonts w:ascii="TH Sarabun New" w:hAnsi="TH Sarabun New" w:cs="TH Sarabun New"/>
+          <w:color w:val="000000" w:themeColor="text1"/>
+          <w:sz w:val="32"/>
+          <w:szCs w:val="32"/>
+        </w:rPr>
+        <w:t>result_level</w:t>
+      </w:r>
+      <w:proofErr w:type="spellEnd"/>
+      <w:r>
+        <w:rPr>
+          <w:rFonts w:ascii="TH Sarabun New" w:hAnsi="TH Sarabun New" w:cs="TH Sarabun New"/>
+          <w:color w:val="000000" w:themeColor="text1"/>
+          <w:sz w:val="32"/>
+          <w:szCs w:val="32"/>
+        </w:rPr>
+        <w:t>}}</w:t>
       </w:r>
       <w:r>
         <w:rPr>
@@ -880,7 +1151,59 @@
           <w:szCs w:val="32"/>
           <w:lang w:eastAsia="en-GB"/>
         </w:rPr>
-        <w:t>{{quality_status}}</w:t>
+        <w:t>{{</w:t>
+      </w:r>
+      <w:proofErr w:type="spellStart"/>
+      <w:r>
+        <w:rPr>
+          <w:rFonts w:ascii="TH Sarabun New" w:eastAsia="Times New Roman" w:hAnsi="TH Sarabun New" w:cs="TH Sarabun New"/>
+          <w:color w:val="000000" w:themeColor="text1"/>
+          <w:sz w:val="32"/>
+          <w:szCs w:val="32"/>
+          <w:lang w:eastAsia="en-GB"/>
+        </w:rPr>
+        <w:t>is</w:t>
+      </w:r>
+      <w:r>
+        <w:rPr>
+          <w:rFonts w:ascii="TH Sarabun New" w:eastAsia="Times New Roman" w:hAnsi="TH Sarabun New" w:cs="TH Sarabun New"/>
+          <w:color w:val="000000" w:themeColor="text1"/>
+          <w:sz w:val="32"/>
+          <w:szCs w:val="32"/>
+          <w:lang w:eastAsia="en-GB"/>
+        </w:rPr>
+        <w:t>_</w:t>
+      </w:r>
+      <w:r>
+        <w:rPr>
+          <w:rFonts w:ascii="TH Sarabun New" w:eastAsia="Times New Roman" w:hAnsi="TH Sarabun New" w:cs="TH Sarabun New"/>
+          <w:color w:val="000000" w:themeColor="text1"/>
+          <w:sz w:val="32"/>
+          <w:szCs w:val="32"/>
+          <w:lang w:eastAsia="en-GB"/>
+        </w:rPr>
+        <w:t>qualif</w:t>
+      </w:r>
+      <w:r>
+        <w:rPr>
+          <w:rFonts w:ascii="TH Sarabun New" w:eastAsia="Times New Roman" w:hAnsi="TH Sarabun New" w:cs="TH Sarabun New"/>
+          <w:color w:val="000000" w:themeColor="text1"/>
+          <w:sz w:val="32"/>
+          <w:szCs w:val="32"/>
+          <w:lang w:eastAsia="en-GB"/>
+        </w:rPr>
+        <w:t>ied</w:t>
+      </w:r>
+      <w:proofErr w:type="spellEnd"/>
+      <w:r>
+        <w:rPr>
+          <w:rFonts w:ascii="TH Sarabun New" w:eastAsia="Times New Roman" w:hAnsi="TH Sarabun New" w:cs="TH Sarabun New"/>
+          <w:color w:val="000000" w:themeColor="text1"/>
+          <w:sz w:val="32"/>
+          <w:szCs w:val="32"/>
+          <w:lang w:eastAsia="en-GB"/>
+        </w:rPr>
+        <w:t>}}</w:t>
       </w:r>
       <w:r>
         <w:rPr>
@@ -919,7 +1242,7 @@
         <w:ind w:firstLine="720"/>
         <w:jc w:val="thaiDistribute"/>
         <w:rPr>
-          <w:rFonts w:ascii="TH Sarabun New" w:eastAsia="Times New Roman" w:hAnsi="TH Sarabun New" w:cs="TH Sarabun New"/>
+          <w:rFonts w:ascii="TH Sarabun New" w:eastAsia="Times New Roman" w:hAnsi="TH Sarabun New" w:cs="TH Sarabun New" w:hint="cs"/>
           <w:sz w:val="16"/>
           <w:szCs w:val="16"/>
           <w:lang w:eastAsia="en-GB"/>
@@ -1024,7 +1347,29 @@
           <w:szCs w:val="32"/>
           <w:lang w:eastAsia="en-GB"/>
         </w:rPr>
-        <w:t>{{requested_position}}</w:t>
+        <w:t>{{</w:t>
+      </w:r>
+      <w:proofErr w:type="spellStart"/>
+      <w:r>
+        <w:rPr>
+          <w:rFonts w:ascii="TH Sarabun New" w:eastAsia="Times New Roman" w:hAnsi="TH Sarabun New" w:cs="TH Sarabun New"/>
+          <w:color w:val="000000" w:themeColor="text1"/>
+          <w:sz w:val="32"/>
+          <w:szCs w:val="32"/>
+          <w:lang w:eastAsia="en-GB"/>
+        </w:rPr>
+        <w:t>requested_position</w:t>
+      </w:r>
+      <w:proofErr w:type="spellEnd"/>
+      <w:r>
+        <w:rPr>
+          <w:rFonts w:ascii="TH Sarabun New" w:eastAsia="Times New Roman" w:hAnsi="TH Sarabun New" w:cs="TH Sarabun New"/>
+          <w:color w:val="000000" w:themeColor="text1"/>
+          <w:sz w:val="32"/>
+          <w:szCs w:val="32"/>
+          <w:lang w:eastAsia="en-GB"/>
+        </w:rPr>
+        <w:t>}}</w:t>
       </w:r>
       <w:r>
         <w:rPr>
@@ -1065,7 +1410,27 @@
           <w:sz w:val="32"/>
           <w:szCs w:val="32"/>
         </w:rPr>
-        <w:t>{{expiration_date}}</w:t>
+        <w:t>{{</w:t>
+      </w:r>
+      <w:proofErr w:type="spellStart"/>
+      <w:r>
+        <w:rPr>
+          <w:rFonts w:ascii="TH Sarabun New" w:eastAsia="Angsana New" w:hAnsi="TH Sarabun New" w:cs="TH Sarabun New"/>
+          <w:color w:val="000000" w:themeColor="text1"/>
+          <w:sz w:val="32"/>
+          <w:szCs w:val="32"/>
+        </w:rPr>
+        <w:t>expiration_date</w:t>
+      </w:r>
+      <w:proofErr w:type="spellEnd"/>
+      <w:r>
+        <w:rPr>
+          <w:rFonts w:ascii="TH Sarabun New" w:eastAsia="Angsana New" w:hAnsi="TH Sarabun New" w:cs="TH Sarabun New"/>
+          <w:color w:val="000000" w:themeColor="text1"/>
+          <w:sz w:val="32"/>
+          <w:szCs w:val="32"/>
+        </w:rPr>
+        <w:t>}}</w:t>
       </w:r>
       <w:r>
         <w:rPr>
@@ -1138,59 +1503,13 @@
       <w:pPr>
         <w:ind w:right="-421"/>
         <w:rPr>
-          <w:rFonts w:ascii="TH Sarabun New" w:hAnsi="TH Sarabun New" w:cs="TH Sarabun New"/>
+          <w:rFonts w:ascii="TH Sarabun New" w:hAnsi="TH Sarabun New" w:cs="TH Sarabun New" w:hint="cs"/>
           <w:sz w:val="32"/>
           <w:szCs w:val="32"/>
           <w:cs/>
           <w:lang w:val="en-GB"/>
         </w:rPr>
       </w:pPr>
-      <w:r>
-        <w:rPr>
-          <w:rFonts w:ascii="TH Sarabun New" w:hAnsi="TH Sarabun New" w:cs="TH Sarabun New"/>
-          <w:sz w:val="32"/>
-          <w:szCs w:val="32"/>
-          <w:cs/>
-        </w:rPr>
-        <w:tab/>
-      </w:r>
-      <w:r>
-        <w:rPr>
-          <w:rFonts w:ascii="TH Sarabun New" w:hAnsi="TH Sarabun New" w:cs="TH Sarabun New"/>
-          <w:sz w:val="32"/>
-          <w:szCs w:val="32"/>
-          <w:cs/>
-        </w:rPr>
-        <w:tab/>
-      </w:r>
-      <w:r>
-        <w:rPr>
-          <w:rFonts w:ascii="TH Sarabun New" w:hAnsi="TH Sarabun New" w:cs="TH Sarabun New"/>
-          <w:sz w:val="32"/>
-          <w:szCs w:val="32"/>
-          <w:cs/>
-        </w:rPr>
-        <w:tab/>
-      </w:r>
-      <w:r>
-        <w:rPr>
-          <w:rFonts w:ascii="TH Sarabun New" w:hAnsi="TH Sarabun New" w:cs="TH Sarabun New"/>
-          <w:sz w:val="32"/>
-          <w:szCs w:val="32"/>
-          <w:cs/>
-        </w:rPr>
-        <w:tab/>
-        <w:t xml:space="preserve">                    </w:t>
-      </w:r>
-      <w:r>
-        <w:rPr>
-          <w:rFonts w:ascii="TH Sarabun New" w:hAnsi="TH Sarabun New" w:cs="TH Sarabun New" w:hint="cs"/>
-          <w:sz w:val="32"/>
-          <w:szCs w:val="32"/>
-          <w:cs/>
-        </w:rPr>
-        <w:t xml:space="preserve"> </w:t>
-      </w:r>
     </w:p>
     <w:p>
       <w:pPr>
@@ -1219,7 +1538,27 @@
           <w:sz w:val="32"/>
           <w:szCs w:val="32"/>
         </w:rPr>
-        <w:t>{{dean_name}}</w:t>
+        <w:t>{{</w:t>
+      </w:r>
+      <w:proofErr w:type="spellStart"/>
+      <w:r>
+        <w:rPr>
+          <w:rFonts w:ascii="TH Sarabun New" w:hAnsi="TH Sarabun New" w:cs="TH Sarabun New"/>
+          <w:color w:val="000000" w:themeColor="text1"/>
+          <w:sz w:val="32"/>
+          <w:szCs w:val="32"/>
+        </w:rPr>
+        <w:t>dean_name</w:t>
+      </w:r>
+      <w:proofErr w:type="spellEnd"/>
+      <w:r>
+        <w:rPr>
+          <w:rFonts w:ascii="TH Sarabun New" w:hAnsi="TH Sarabun New" w:cs="TH Sarabun New"/>
+          <w:color w:val="000000" w:themeColor="text1"/>
+          <w:sz w:val="32"/>
+          <w:szCs w:val="32"/>
+        </w:rPr>
+        <w:t>}}</w:t>
       </w:r>
       <w:r>
         <w:rPr>
@@ -1249,13 +1588,28 @@
           <w:sz w:val="32"/>
           <w:szCs w:val="32"/>
         </w:rPr>
-        <w:t>{{dean_position}}</w:t>
-      </w:r>
-    </w:p>
-    <w:p>
-      <w:pPr>
-        <w:jc w:val="center"/>
-      </w:pPr>
+        <w:t>{{</w:t>
+      </w:r>
+      <w:proofErr w:type="spellStart"/>
+      <w:r>
+        <w:rPr>
+          <w:rFonts w:ascii="TH Sarabun New" w:hAnsi="TH Sarabun New" w:cs="TH Sarabun New"/>
+          <w:color w:val="000000" w:themeColor="text1"/>
+          <w:sz w:val="32"/>
+          <w:szCs w:val="32"/>
+        </w:rPr>
+        <w:t>dean_position</w:t>
+      </w:r>
+      <w:proofErr w:type="spellEnd"/>
+      <w:r>
+        <w:rPr>
+          <w:rFonts w:ascii="TH Sarabun New" w:hAnsi="TH Sarabun New" w:cs="TH Sarabun New"/>
+          <w:color w:val="000000" w:themeColor="text1"/>
+          <w:sz w:val="32"/>
+          <w:szCs w:val="32"/>
+        </w:rPr>
+        <w:t>}}</w:t>
+      </w:r>
     </w:p>
     <w:sectPr>
       <w:pgSz w:w="11906" w:h="16838"/>

--- a/shopping-cart-spring-boot-main/src/main/resources/templates/docx/doc_8.docx
+++ b/shopping-cart-spring-boot-main/src/main/resources/templates/docx/doc_8.docx
@@ -187,44 +187,81 @@
       </w:r>
       <w:r>
         <w:rPr>
-          <w:rFonts w:ascii="TH Sarabun New" w:hAnsi="TH Sarabun New" w:cs="TH Sarabun New"/>
-          <w:sz w:val="32"/>
-          <w:szCs w:val="32"/>
-          <w:cs/>
-        </w:rPr>
-        <w:t>อว 660301.</w:t>
-      </w:r>
-      <w:r>
-        <w:rPr>
-          <w:rFonts w:ascii="TH Sarabun New" w:hAnsi="TH Sarabun New" w:cs="TH Sarabun New" w:hint="cs"/>
-          <w:sz w:val="32"/>
-          <w:szCs w:val="32"/>
-          <w:cs/>
-        </w:rPr>
-        <w:t>26.4</w:t>
-      </w:r>
-      <w:r>
-        <w:rPr>
-          <w:rFonts w:ascii="TH Sarabun New" w:hAnsi="TH Sarabun New" w:cs="TH Sarabun New" w:hint="cs"/>
-          <w:color w:val="000000" w:themeColor="text1"/>
-          <w:sz w:val="32"/>
-          <w:szCs w:val="32"/>
-          <w:cs/>
+          <w:rFonts w:ascii="TH Sarabun New" w:eastAsia="Times New Roman" w:hAnsi="TH Sarabun New" w:cs="TH Sarabun New"/>
+          <w:color w:val="000000" w:themeColor="text1"/>
+          <w:sz w:val="32"/>
+          <w:szCs w:val="32"/>
+          <w:cs/>
+          <w:lang w:eastAsia="en-GB"/>
+        </w:rPr>
+        <w:t xml:space="preserve">อว </w:t>
+      </w:r>
+      <w:r>
+        <w:rPr>
+          <w:rFonts w:ascii="TH Sarabun New" w:eastAsia="Times New Roman" w:hAnsi="TH Sarabun New" w:cs="TH Sarabun New"/>
+          <w:color w:val="000000" w:themeColor="text1"/>
+          <w:sz w:val="32"/>
+          <w:szCs w:val="32"/>
+          <w:lang w:eastAsia="en-GB"/>
+        </w:rPr>
+        <w:t>660301</w:t>
+      </w:r>
+      <w:r>
+        <w:rPr>
+          <w:rFonts w:ascii="TH Sarabun New" w:eastAsia="Times New Roman" w:hAnsi="TH Sarabun New" w:cs="TH Sarabun New"/>
+          <w:color w:val="000000" w:themeColor="text1"/>
+          <w:sz w:val="32"/>
+          <w:szCs w:val="32"/>
+          <w:cs/>
+          <w:lang w:eastAsia="en-GB"/>
+        </w:rPr>
+        <w:t>.</w:t>
+      </w:r>
+      <w:r>
+        <w:rPr>
+          <w:rFonts w:ascii="TH Sarabun New" w:eastAsia="Times New Roman" w:hAnsi="TH Sarabun New" w:cs="TH Sarabun New"/>
+          <w:color w:val="000000" w:themeColor="text1"/>
+          <w:sz w:val="32"/>
+          <w:szCs w:val="32"/>
+          <w:lang w:eastAsia="en-GB"/>
+        </w:rPr>
+        <w:t>26</w:t>
+      </w:r>
+      <w:r>
+        <w:rPr>
+          <w:rFonts w:ascii="TH Sarabun New" w:eastAsia="Times New Roman" w:hAnsi="TH Sarabun New" w:cs="TH Sarabun New"/>
+          <w:color w:val="000000" w:themeColor="text1"/>
+          <w:sz w:val="32"/>
+          <w:szCs w:val="32"/>
+          <w:cs/>
+          <w:lang w:eastAsia="en-GB"/>
+        </w:rPr>
+        <w:t>.</w:t>
+      </w:r>
+      <w:r>
+        <w:rPr>
+          <w:rFonts w:ascii="TH Sarabun New" w:eastAsia="Times New Roman" w:hAnsi="TH Sarabun New" w:cs="TH Sarabun New" w:hint="cs"/>
+          <w:color w:val="000000" w:themeColor="text1"/>
+          <w:sz w:val="32"/>
+          <w:szCs w:val="32"/>
+          <w:cs/>
+          <w:lang w:eastAsia="en-GB"/>
+        </w:rPr>
+        <w:t>4</w:t>
+      </w:r>
+      <w:r>
+        <w:rPr>
+          <w:rFonts w:ascii="TH Sarabun New" w:eastAsia="Times New Roman" w:hAnsi="TH Sarabun New" w:cs="TH Sarabun New"/>
+          <w:color w:val="000000" w:themeColor="text1"/>
+          <w:sz w:val="32"/>
+          <w:szCs w:val="32"/>
+          <w:cs/>
+          <w:lang w:eastAsia="en-GB"/>
         </w:rPr>
         <w:t>/</w:t>
       </w:r>
       <w:r>
         <w:rPr>
-          <w:rFonts w:ascii="TH Sarabun New" w:hAnsi="TH Sarabun New" w:cs="TH Sarabun New" w:hint="cs"/>
-          <w:color w:val="000000" w:themeColor="text1"/>
-          <w:sz w:val="32"/>
-          <w:szCs w:val="32"/>
-          <w:cs/>
-        </w:rPr>
-        <w:t xml:space="preserve"> </w:t>
-      </w:r>
-      <w:r>
-        <w:rPr>
           <w:rFonts w:ascii="TH Sarabun New" w:hAnsi="TH Sarabun New" w:cs="TH Sarabun New"/>
           <w:color w:val="000000" w:themeColor="text1"/>
           <w:sz w:val="32"/>
@@ -232,7 +269,6 @@
         </w:rPr>
         <w:t>{{</w:t>
       </w:r>
-      <w:proofErr w:type="spellStart"/>
       <w:r>
         <w:rPr>
           <w:rFonts w:ascii="TH Sarabun New" w:hAnsi="TH Sarabun New" w:cs="TH Sarabun New"/>
@@ -242,7 +278,6 @@
         </w:rPr>
         <w:t>memo_no</w:t>
       </w:r>
-      <w:proofErr w:type="spellEnd"/>
       <w:r>
         <w:rPr>
           <w:rFonts w:ascii="TH Sarabun New" w:hAnsi="TH Sarabun New" w:cs="TH Sarabun New"/>
@@ -464,34 +499,14 @@
           <w:sz w:val="32"/>
           <w:szCs w:val="32"/>
         </w:rPr>
+        <w:t>{{applicant_title}}</w:t>
+      </w:r>
+      <w:r>
         <w:t>{{</w:t>
       </w:r>
-      <w:proofErr w:type="spellStart"/>
-      <w:r>
-        <w:rPr>
-          <w:rFonts w:ascii="TH Sarabun New" w:hAnsi="TH Sarabun New" w:cs="TH Sarabun New"/>
-          <w:sz w:val="32"/>
-          <w:szCs w:val="32"/>
-        </w:rPr>
-        <w:t>applicant_title</w:t>
-      </w:r>
-      <w:proofErr w:type="spellEnd"/>
-      <w:r>
-        <w:rPr>
-          <w:rFonts w:ascii="TH Sarabun New" w:hAnsi="TH Sarabun New" w:cs="TH Sarabun New"/>
-          <w:sz w:val="32"/>
-          <w:szCs w:val="32"/>
-        </w:rPr>
-        <w:t>}}</w:t>
-      </w:r>
-      <w:r>
-        <w:t>{{</w:t>
-      </w:r>
-      <w:proofErr w:type="spellStart"/>
       <w:r>
         <w:t>applicant_name</w:t>
       </w:r>
-      <w:proofErr w:type="spellEnd"/>
       <w:r>
         <w:t>}}</w:t>
       </w:r>
@@ -536,7 +551,6 @@
         </w:rPr>
         <w:t>{{</w:t>
       </w:r>
-      <w:proofErr w:type="spellStart"/>
       <w:r>
         <w:rPr>
           <w:rFonts w:ascii="TH Sarabun New" w:eastAsia="Angsana New" w:hAnsi="TH Sarabun New" w:cs="TH Sarabun New"/>
@@ -546,7 +560,6 @@
         </w:rPr>
         <w:t>ref_memo_no</w:t>
       </w:r>
-      <w:proofErr w:type="spellEnd"/>
       <w:r>
         <w:rPr>
           <w:rFonts w:ascii="TH Sarabun New" w:eastAsia="Angsana New" w:hAnsi="TH Sarabun New" w:cs="TH Sarabun New"/>
@@ -573,40 +586,86 @@
           <w:sz w:val="32"/>
           <w:szCs w:val="32"/>
         </w:rPr>
+        <w:t>{{ref_</w:t>
+      </w:r>
+      <w:r>
+        <w:rPr>
+          <w:rFonts w:ascii="TH Sarabun New" w:eastAsia="Angsana New" w:hAnsi="TH Sarabun New" w:cs="TH Sarabun New"/>
+          <w:color w:val="000000" w:themeColor="text1"/>
+          <w:sz w:val="32"/>
+          <w:szCs w:val="32"/>
+        </w:rPr>
+        <w:t>memo_date</w:t>
+      </w:r>
+      <w:r>
+        <w:rPr>
+          <w:rFonts w:ascii="TH Sarabun New" w:eastAsia="Angsana New" w:hAnsi="TH Sarabun New" w:cs="TH Sarabun New"/>
+          <w:color w:val="000000" w:themeColor="text1"/>
+          <w:sz w:val="32"/>
+          <w:szCs w:val="32"/>
+        </w:rPr>
+        <w:t>}}</w:t>
+      </w:r>
+      <w:r>
+        <w:rPr>
+          <w:rFonts w:ascii="TH Sarabun New" w:eastAsia="Angsana New" w:hAnsi="TH Sarabun New" w:cs="TH Sarabun New" w:hint="cs"/>
+          <w:color w:val="000000" w:themeColor="text1"/>
+          <w:sz w:val="32"/>
+          <w:szCs w:val="32"/>
+          <w:cs/>
+        </w:rPr>
+        <w:t xml:space="preserve"> </w:t>
+      </w:r>
+      <w:r>
+        <w:rPr>
+          <w:rFonts w:ascii="TH Sarabun New" w:eastAsia="Angsana New" w:hAnsi="TH Sarabun New" w:cs="TH Sarabun New" w:hint="cs"/>
+          <w:color w:val="000000" w:themeColor="text1"/>
+          <w:sz w:val="32"/>
+          <w:szCs w:val="32"/>
+          <w:cs/>
+        </w:rPr>
+        <w:t>ท่านได้แจ้งความประสงค์ขอประเมินผลการสอนในรายวิชา</w:t>
+      </w:r>
+      <w:r>
+        <w:rPr>
+          <w:rFonts w:ascii="TH Sarabun New" w:eastAsia="Angsana New" w:hAnsi="TH Sarabun New" w:cs="TH Sarabun New" w:hint="cs"/>
+          <w:color w:val="000000" w:themeColor="text1"/>
+          <w:sz w:val="32"/>
+          <w:szCs w:val="32"/>
+          <w:cs/>
+        </w:rPr>
+        <w:t xml:space="preserve"> </w:t>
+      </w:r>
+      <w:r>
+        <w:rPr>
+          <w:rFonts w:ascii="TH Sarabun New" w:eastAsia="Angsana New" w:hAnsi="TH Sarabun New" w:cs="TH Sarabun New"/>
+          <w:color w:val="000000" w:themeColor="text1"/>
+          <w:sz w:val="32"/>
+          <w:szCs w:val="32"/>
+        </w:rPr>
         <w:t>{{</w:t>
       </w:r>
-      <w:proofErr w:type="spellStart"/>
-      <w:r>
-        <w:rPr>
-          <w:rFonts w:ascii="TH Sarabun New" w:eastAsia="Angsana New" w:hAnsi="TH Sarabun New" w:cs="TH Sarabun New"/>
-          <w:color w:val="000000" w:themeColor="text1"/>
-          <w:sz w:val="32"/>
-          <w:szCs w:val="32"/>
-        </w:rPr>
-        <w:t>ref_</w:t>
-      </w:r>
-      <w:r>
-        <w:rPr>
-          <w:rFonts w:ascii="TH Sarabun New" w:eastAsia="Angsana New" w:hAnsi="TH Sarabun New" w:cs="TH Sarabun New"/>
-          <w:color w:val="000000" w:themeColor="text1"/>
-          <w:sz w:val="32"/>
-          <w:szCs w:val="32"/>
-        </w:rPr>
-        <w:t>memo_date</w:t>
-      </w:r>
-      <w:proofErr w:type="spellEnd"/>
-      <w:r>
-        <w:rPr>
-          <w:rFonts w:ascii="TH Sarabun New" w:eastAsia="Angsana New" w:hAnsi="TH Sarabun New" w:cs="TH Sarabun New"/>
-          <w:color w:val="000000" w:themeColor="text1"/>
-          <w:sz w:val="32"/>
-          <w:szCs w:val="32"/>
-        </w:rPr>
-        <w:t>}}</w:t>
-      </w:r>
-      <w:r>
-        <w:rPr>
-          <w:rFonts w:ascii="TH Sarabun New" w:eastAsia="Angsana New" w:hAnsi="TH Sarabun New" w:cs="TH Sarabun New" w:hint="cs"/>
+      <w:r>
+        <w:rPr>
+          <w:rFonts w:ascii="TH Sarabun New" w:hAnsi="TH Sarabun New" w:cs="TH Sarabun New"/>
+          <w:color w:val="000000" w:themeColor="text1"/>
+          <w:sz w:val="32"/>
+          <w:szCs w:val="32"/>
+        </w:rPr>
+        <w:t>course</w:t>
+      </w:r>
+      <w:r>
+        <w:rPr>
+          <w:rFonts w:ascii="TH Sarabun New" w:hAnsi="TH Sarabun New" w:cs="TH Sarabun New"/>
+          <w:color w:val="000000" w:themeColor="text1"/>
+          <w:sz w:val="32"/>
+          <w:szCs w:val="32"/>
+        </w:rPr>
+        <w:t>_name}}</w:t>
+      </w:r>
+      <w:r>
+        <w:rPr>
+          <w:rFonts w:ascii="TH Sarabun New" w:hAnsi="TH Sarabun New" w:cs="TH Sarabun New" w:hint="cs"/>
           <w:color w:val="000000" w:themeColor="text1"/>
           <w:sz w:val="32"/>
           <w:szCs w:val="32"/>
@@ -616,40 +675,43 @@
       </w:r>
       <w:r>
         <w:rPr>
-          <w:rFonts w:ascii="TH Sarabun New" w:eastAsia="Angsana New" w:hAnsi="TH Sarabun New" w:cs="TH Sarabun New" w:hint="cs"/>
-          <w:color w:val="000000" w:themeColor="text1"/>
-          <w:sz w:val="32"/>
-          <w:szCs w:val="32"/>
-          <w:cs/>
-        </w:rPr>
-        <w:t>ท่านได้แจ้งความประสงค์ขอประเมินผลการสอนในรายวิชา</w:t>
-      </w:r>
-      <w:r>
-        <w:rPr>
-          <w:rFonts w:ascii="TH Sarabun New" w:eastAsia="Angsana New" w:hAnsi="TH Sarabun New" w:cs="TH Sarabun New" w:hint="cs"/>
-          <w:color w:val="000000" w:themeColor="text1"/>
-          <w:sz w:val="32"/>
-          <w:szCs w:val="32"/>
-          <w:cs/>
-        </w:rPr>
-        <w:t xml:space="preserve"> </w:t>
-      </w:r>
-      <w:r>
-        <w:rPr>
-          <w:rFonts w:ascii="TH Sarabun New" w:eastAsia="Angsana New" w:hAnsi="TH Sarabun New" w:cs="TH Sarabun New"/>
-          <w:color w:val="000000" w:themeColor="text1"/>
-          <w:sz w:val="32"/>
-          <w:szCs w:val="32"/>
+          <w:rFonts w:ascii="TH Sarabun New" w:hAnsi="TH Sarabun New" w:cs="TH Sarabun New" w:hint="cs"/>
+          <w:color w:val="000000" w:themeColor="text1"/>
+          <w:sz w:val="32"/>
+          <w:szCs w:val="32"/>
+          <w:shd w:val="clear" w:color="auto" w:fill="FFFFFF"/>
+          <w:cs/>
+        </w:rPr>
+        <w:t>รหัสวิชา</w:t>
+      </w:r>
+      <w:r>
+        <w:rPr>
+          <w:rFonts w:ascii="TH Sarabun New" w:hAnsi="TH Sarabun New" w:cs="TH Sarabun New"/>
+          <w:color w:val="000000" w:themeColor="text1"/>
+          <w:sz w:val="32"/>
+          <w:szCs w:val="32"/>
+          <w:shd w:val="clear" w:color="auto" w:fill="FFFFFF"/>
+          <w:cs/>
+        </w:rPr>
+        <w:t> </w:t>
+      </w:r>
+      <w:r>
+        <w:rPr>
+          <w:rFonts w:ascii="TH Sarabun New" w:hAnsi="TH Sarabun New" w:cs="TH Sarabun New"/>
+          <w:color w:val="000000" w:themeColor="text1"/>
+          <w:sz w:val="32"/>
+          <w:szCs w:val="32"/>
+          <w:shd w:val="clear" w:color="auto" w:fill="FFFFFF"/>
         </w:rPr>
         <w:t>{{</w:t>
       </w:r>
-      <w:proofErr w:type="spellStart"/>
-      <w:r>
-        <w:rPr>
-          <w:rFonts w:ascii="TH Sarabun New" w:hAnsi="TH Sarabun New" w:cs="TH Sarabun New"/>
-          <w:color w:val="000000" w:themeColor="text1"/>
-          <w:sz w:val="32"/>
-          <w:szCs w:val="32"/>
+      <w:r>
+        <w:rPr>
+          <w:rFonts w:ascii="TH Sarabun New" w:hAnsi="TH Sarabun New" w:cs="TH Sarabun New"/>
+          <w:color w:val="000000" w:themeColor="text1"/>
+          <w:sz w:val="32"/>
+          <w:szCs w:val="32"/>
+          <w:shd w:val="clear" w:color="auto" w:fill="FFFFFF"/>
         </w:rPr>
         <w:t>course</w:t>
       </w:r>
@@ -659,92 +721,9 @@
           <w:color w:val="000000" w:themeColor="text1"/>
           <w:sz w:val="32"/>
           <w:szCs w:val="32"/>
-        </w:rPr>
-        <w:t>_name</w:t>
-      </w:r>
-      <w:proofErr w:type="spellEnd"/>
-      <w:r>
-        <w:rPr>
-          <w:rFonts w:ascii="TH Sarabun New" w:hAnsi="TH Sarabun New" w:cs="TH Sarabun New"/>
-          <w:color w:val="000000" w:themeColor="text1"/>
-          <w:sz w:val="32"/>
-          <w:szCs w:val="32"/>
-        </w:rPr>
-        <w:t>}}</w:t>
-      </w:r>
-      <w:r>
-        <w:rPr>
-          <w:rFonts w:ascii="TH Sarabun New" w:hAnsi="TH Sarabun New" w:cs="TH Sarabun New" w:hint="cs"/>
-          <w:color w:val="000000" w:themeColor="text1"/>
-          <w:sz w:val="32"/>
-          <w:szCs w:val="32"/>
-          <w:cs/>
-        </w:rPr>
-        <w:t xml:space="preserve"> </w:t>
-      </w:r>
-      <w:r>
-        <w:rPr>
-          <w:rFonts w:ascii="TH Sarabun New" w:hAnsi="TH Sarabun New" w:cs="TH Sarabun New" w:hint="cs"/>
-          <w:color w:val="000000" w:themeColor="text1"/>
-          <w:sz w:val="32"/>
-          <w:szCs w:val="32"/>
           <w:shd w:val="clear" w:color="auto" w:fill="FFFFFF"/>
-          <w:cs/>
-        </w:rPr>
-        <w:t>รหัสวิชา</w:t>
-      </w:r>
-      <w:r>
-        <w:rPr>
-          <w:rFonts w:ascii="TH Sarabun New" w:hAnsi="TH Sarabun New" w:cs="TH Sarabun New"/>
-          <w:color w:val="000000" w:themeColor="text1"/>
-          <w:sz w:val="32"/>
-          <w:szCs w:val="32"/>
-          <w:shd w:val="clear" w:color="auto" w:fill="FFFFFF"/>
-          <w:cs/>
-        </w:rPr>
-        <w:t> </w:t>
-      </w:r>
-      <w:r>
-        <w:rPr>
-          <w:rFonts w:ascii="TH Sarabun New" w:hAnsi="TH Sarabun New" w:cs="TH Sarabun New"/>
-          <w:color w:val="000000" w:themeColor="text1"/>
-          <w:sz w:val="32"/>
-          <w:szCs w:val="32"/>
-          <w:shd w:val="clear" w:color="auto" w:fill="FFFFFF"/>
-        </w:rPr>
-        <w:t>{{</w:t>
-      </w:r>
-      <w:proofErr w:type="spellStart"/>
-      <w:r>
-        <w:rPr>
-          <w:rFonts w:ascii="TH Sarabun New" w:hAnsi="TH Sarabun New" w:cs="TH Sarabun New"/>
-          <w:color w:val="000000" w:themeColor="text1"/>
-          <w:sz w:val="32"/>
-          <w:szCs w:val="32"/>
-          <w:shd w:val="clear" w:color="auto" w:fill="FFFFFF"/>
-        </w:rPr>
-        <w:t>course</w:t>
-      </w:r>
-      <w:r>
-        <w:rPr>
-          <w:rFonts w:ascii="TH Sarabun New" w:hAnsi="TH Sarabun New" w:cs="TH Sarabun New"/>
-          <w:color w:val="000000" w:themeColor="text1"/>
-          <w:sz w:val="32"/>
-          <w:szCs w:val="32"/>
-          <w:shd w:val="clear" w:color="auto" w:fill="FFFFFF"/>
-        </w:rPr>
-        <w:t>_code</w:t>
-      </w:r>
-      <w:proofErr w:type="spellEnd"/>
-      <w:r>
-        <w:rPr>
-          <w:rFonts w:ascii="TH Sarabun New" w:hAnsi="TH Sarabun New" w:cs="TH Sarabun New"/>
-          <w:color w:val="000000" w:themeColor="text1"/>
-          <w:sz w:val="32"/>
-          <w:szCs w:val="32"/>
-          <w:shd w:val="clear" w:color="auto" w:fill="FFFFFF"/>
-        </w:rPr>
-        <w:t xml:space="preserve">}} </w:t>
+        </w:rPr>
+        <w:t xml:space="preserve">_code}} </w:t>
       </w:r>
       <w:r>
         <w:rPr>
@@ -819,84 +798,179 @@
           <w:szCs w:val="32"/>
           <w:lang w:eastAsia="en-GB"/>
         </w:rPr>
+        <w:t>{{requested_position}}</w:t>
+      </w:r>
+      <w:r>
+        <w:rPr>
+          <w:rFonts w:ascii="TH Sarabun New" w:eastAsia="Times New Roman" w:hAnsi="TH Sarabun New" w:cs="TH Sarabun New" w:hint="cs"/>
+          <w:color w:val="000000" w:themeColor="text1"/>
+          <w:sz w:val="32"/>
+          <w:szCs w:val="32"/>
+          <w:cs/>
+          <w:lang w:eastAsia="en-GB"/>
+        </w:rPr>
+        <w:t xml:space="preserve"> ความ</w:t>
+      </w:r>
+      <w:r>
+        <w:rPr>
+          <w:rFonts w:ascii="TH Sarabun New" w:eastAsia="Times New Roman" w:hAnsi="TH Sarabun New" w:cs="TH Sarabun New" w:hint="cs"/>
+          <w:color w:val="000000" w:themeColor="text1"/>
+          <w:sz w:val="32"/>
+          <w:szCs w:val="32"/>
+          <w:cs/>
+          <w:lang w:eastAsia="en-GB"/>
+        </w:rPr>
+        <w:t>ละเอียดแจ้ง</w:t>
+      </w:r>
+      <w:r>
+        <w:rPr>
+          <w:rFonts w:ascii="TH Sarabun New" w:eastAsia="Times New Roman" w:hAnsi="TH Sarabun New" w:cs="TH Sarabun New" w:hint="cs"/>
+          <w:color w:val="000000" w:themeColor="text1"/>
+          <w:sz w:val="32"/>
+          <w:szCs w:val="32"/>
+          <w:cs/>
+          <w:lang w:eastAsia="en-GB"/>
+        </w:rPr>
+        <w:t>แ</w:t>
+      </w:r>
+      <w:r>
+        <w:rPr>
+          <w:rFonts w:ascii="TH Sarabun New" w:eastAsia="Times New Roman" w:hAnsi="TH Sarabun New" w:cs="TH Sarabun New" w:hint="cs"/>
+          <w:color w:val="000000" w:themeColor="text1"/>
+          <w:sz w:val="32"/>
+          <w:szCs w:val="32"/>
+          <w:cs/>
+          <w:lang w:eastAsia="en-GB"/>
+        </w:rPr>
+        <w:t>ล้วนั้น คณะกรรมการประเมินผลการสอน</w:t>
+      </w:r>
+      <w:r>
+        <w:rPr>
+          <w:rFonts w:ascii="TH Sarabun New" w:eastAsia="Times New Roman" w:hAnsi="TH Sarabun New" w:cs="TH Sarabun New" w:hint="cs"/>
+          <w:color w:val="000000" w:themeColor="text1"/>
+          <w:sz w:val="32"/>
+          <w:szCs w:val="32"/>
+          <w:cs/>
+          <w:lang w:eastAsia="en-GB"/>
+        </w:rPr>
+        <w:t xml:space="preserve">ได้ดำเนินการประเมินผลการสอนเรียบร้อยแล้ว เมื่อวันที่ </w:t>
+      </w:r>
+      <w:r>
+        <w:rPr>
+          <w:rFonts w:ascii="TH Sarabun New" w:eastAsia="Times New Roman" w:hAnsi="TH Sarabun New" w:cs="TH Sarabun New"/>
+          <w:color w:val="000000" w:themeColor="text1"/>
+          <w:sz w:val="32"/>
+          <w:szCs w:val="32"/>
+          <w:lang w:eastAsia="en-GB"/>
+        </w:rPr>
+        <w:t>{{evaluation_date}}</w:t>
+      </w:r>
+      <w:r>
+        <w:rPr>
+          <w:rFonts w:ascii="TH Sarabun New" w:eastAsia="Times New Roman" w:hAnsi="TH Sarabun New" w:cs="TH Sarabun New" w:hint="cs"/>
+          <w:color w:val="000000" w:themeColor="text1"/>
+          <w:sz w:val="32"/>
+          <w:szCs w:val="32"/>
+          <w:cs/>
+          <w:lang w:eastAsia="en-GB"/>
+        </w:rPr>
+        <w:t xml:space="preserve"> และได้ผ่านการรับรองจาก</w:t>
+      </w:r>
+      <w:r>
+        <w:rPr>
+          <w:rFonts w:ascii="TH Sarabun New" w:eastAsia="Times New Roman" w:hAnsi="TH Sarabun New" w:cs="TH Sarabun New" w:hint="cs"/>
+          <w:color w:val="000000" w:themeColor="text1"/>
+          <w:sz w:val="32"/>
+          <w:szCs w:val="32"/>
+          <w:cs/>
+          <w:lang w:eastAsia="en-GB"/>
+        </w:rPr>
+        <w:t>ที่</w:t>
+      </w:r>
+      <w:r>
+        <w:rPr>
+          <w:rFonts w:ascii="TH Sarabun New" w:eastAsia="Times New Roman" w:hAnsi="TH Sarabun New" w:cs="TH Sarabun New" w:hint="cs"/>
+          <w:color w:val="000000" w:themeColor="text1"/>
+          <w:sz w:val="32"/>
+          <w:szCs w:val="32"/>
+          <w:cs/>
+          <w:lang w:eastAsia="en-GB"/>
+        </w:rPr>
+        <w:t>ประชุมคณะกรรมการประจำวิทยาลัยการคอมพิวเตอร์ ในคราวประชุม</w:t>
+      </w:r>
+      <w:r>
+        <w:rPr>
+          <w:rFonts w:ascii="TH Sarabun New" w:eastAsia="Times New Roman" w:hAnsi="TH Sarabun New" w:cs="TH Sarabun New" w:hint="cs"/>
+          <w:color w:val="000000" w:themeColor="text1"/>
+          <w:sz w:val="32"/>
+          <w:szCs w:val="32"/>
+          <w:cs/>
+          <w:lang w:eastAsia="en-GB"/>
+        </w:rPr>
+        <w:t xml:space="preserve"> </w:t>
+      </w:r>
+      <w:r>
+        <w:rPr>
+          <w:rFonts w:ascii="TH Sarabun New" w:eastAsia="Times New Roman" w:hAnsi="TH Sarabun New" w:cs="TH Sarabun New" w:hint="cs"/>
+          <w:color w:val="000000" w:themeColor="text1"/>
+          <w:sz w:val="32"/>
+          <w:szCs w:val="32"/>
+          <w:cs/>
+          <w:lang w:eastAsia="en-GB"/>
+        </w:rPr>
+        <w:t xml:space="preserve">ครั้งที่ </w:t>
+      </w:r>
+      <w:r>
+        <w:rPr>
+          <w:rFonts w:ascii="TH Sarabun New" w:eastAsia="Times New Roman" w:hAnsi="TH Sarabun New" w:cs="TH Sarabun New"/>
+          <w:color w:val="000000" w:themeColor="text1"/>
+          <w:sz w:val="32"/>
+          <w:szCs w:val="32"/>
+          <w:lang w:eastAsia="en-GB"/>
+        </w:rPr>
         <w:t>{{</w:t>
       </w:r>
-      <w:proofErr w:type="spellStart"/>
-      <w:r>
-        <w:rPr>
-          <w:rFonts w:ascii="TH Sarabun New" w:eastAsia="Times New Roman" w:hAnsi="TH Sarabun New" w:cs="TH Sarabun New"/>
-          <w:color w:val="000000" w:themeColor="text1"/>
-          <w:sz w:val="32"/>
-          <w:szCs w:val="32"/>
-          <w:lang w:eastAsia="en-GB"/>
-        </w:rPr>
-        <w:t>requested_position</w:t>
-      </w:r>
-      <w:proofErr w:type="spellEnd"/>
-      <w:r>
-        <w:rPr>
-          <w:rFonts w:ascii="TH Sarabun New" w:eastAsia="Times New Roman" w:hAnsi="TH Sarabun New" w:cs="TH Sarabun New"/>
-          <w:color w:val="000000" w:themeColor="text1"/>
-          <w:sz w:val="32"/>
-          <w:szCs w:val="32"/>
-          <w:lang w:eastAsia="en-GB"/>
-        </w:rPr>
-        <w:t>}}</w:t>
-      </w:r>
-      <w:r>
-        <w:rPr>
-          <w:rFonts w:ascii="TH Sarabun New" w:eastAsia="Times New Roman" w:hAnsi="TH Sarabun New" w:cs="TH Sarabun New" w:hint="cs"/>
-          <w:color w:val="000000" w:themeColor="text1"/>
-          <w:sz w:val="32"/>
-          <w:szCs w:val="32"/>
-          <w:cs/>
-          <w:lang w:eastAsia="en-GB"/>
-        </w:rPr>
-        <w:t xml:space="preserve"> ความ</w:t>
-      </w:r>
-      <w:r>
-        <w:rPr>
-          <w:rFonts w:ascii="TH Sarabun New" w:eastAsia="Times New Roman" w:hAnsi="TH Sarabun New" w:cs="TH Sarabun New" w:hint="cs"/>
-          <w:color w:val="000000" w:themeColor="text1"/>
-          <w:sz w:val="32"/>
-          <w:szCs w:val="32"/>
-          <w:cs/>
-          <w:lang w:eastAsia="en-GB"/>
-        </w:rPr>
-        <w:t>ละเอียดแจ้ง</w:t>
-      </w:r>
-      <w:r>
-        <w:rPr>
-          <w:rFonts w:ascii="TH Sarabun New" w:eastAsia="Times New Roman" w:hAnsi="TH Sarabun New" w:cs="TH Sarabun New" w:hint="cs"/>
-          <w:color w:val="000000" w:themeColor="text1"/>
-          <w:sz w:val="32"/>
-          <w:szCs w:val="32"/>
-          <w:cs/>
-          <w:lang w:eastAsia="en-GB"/>
-        </w:rPr>
-        <w:t>แ</w:t>
-      </w:r>
-      <w:r>
-        <w:rPr>
-          <w:rFonts w:ascii="TH Sarabun New" w:eastAsia="Times New Roman" w:hAnsi="TH Sarabun New" w:cs="TH Sarabun New" w:hint="cs"/>
-          <w:color w:val="000000" w:themeColor="text1"/>
-          <w:sz w:val="32"/>
-          <w:szCs w:val="32"/>
-          <w:cs/>
-          <w:lang w:eastAsia="en-GB"/>
-        </w:rPr>
-        <w:t>ล้วนั้น คณะกรรมการประเมินผลการสอน</w:t>
-      </w:r>
-      <w:r>
-        <w:rPr>
-          <w:rFonts w:ascii="TH Sarabun New" w:eastAsia="Times New Roman" w:hAnsi="TH Sarabun New" w:cs="TH Sarabun New" w:hint="cs"/>
-          <w:color w:val="000000" w:themeColor="text1"/>
-          <w:sz w:val="32"/>
-          <w:szCs w:val="32"/>
-          <w:cs/>
-          <w:lang w:eastAsia="en-GB"/>
-        </w:rPr>
-        <w:t xml:space="preserve">ได้ดำเนินการประเมินผลการสอนเรียบร้อยแล้ว เมื่อวันที่ </w:t>
+      <w:r>
+        <w:rPr>
+          <w:rFonts w:ascii="TH Sarabun New" w:eastAsia="Times New Roman" w:hAnsi="TH Sarabun New" w:cs="TH Sarabun New"/>
+          <w:color w:val="000000" w:themeColor="text1"/>
+          <w:sz w:val="32"/>
+          <w:szCs w:val="32"/>
+          <w:lang w:eastAsia="en-GB"/>
+        </w:rPr>
+        <w:t>faculty_</w:t>
+      </w:r>
+      <w:r>
+        <w:rPr>
+          <w:rFonts w:ascii="TH Sarabun New" w:eastAsia="Times New Roman" w:hAnsi="TH Sarabun New" w:cs="TH Sarabun New"/>
+          <w:color w:val="000000" w:themeColor="text1"/>
+          <w:sz w:val="32"/>
+          <w:szCs w:val="32"/>
+          <w:lang w:eastAsia="en-GB"/>
+        </w:rPr>
+        <w:t>board_meeting_no}}</w:t>
+      </w:r>
+      <w:r>
+        <w:rPr>
+          <w:rFonts w:ascii="TH Sarabun New" w:eastAsia="Times New Roman" w:hAnsi="TH Sarabun New" w:cs="TH Sarabun New" w:hint="cs"/>
+          <w:color w:val="000000" w:themeColor="text1"/>
+          <w:sz w:val="32"/>
+          <w:szCs w:val="32"/>
+          <w:cs/>
+          <w:lang w:eastAsia="en-GB"/>
+        </w:rPr>
+        <w:t xml:space="preserve"> </w:t>
+      </w:r>
+      <w:r>
+        <w:rPr>
+          <w:rFonts w:ascii="TH Sarabun New" w:eastAsia="Times New Roman" w:hAnsi="TH Sarabun New" w:cs="TH Sarabun New" w:hint="cs"/>
+          <w:color w:val="000000" w:themeColor="text1"/>
+          <w:sz w:val="32"/>
+          <w:szCs w:val="32"/>
+          <w:cs/>
+          <w:lang w:eastAsia="en-GB"/>
+        </w:rPr>
+        <w:t xml:space="preserve">เมื่อวันที่ </w:t>
       </w:r>
       <w:r>
         <w:rPr>
@@ -908,60 +982,55 @@
         </w:rPr>
         <w:t>{{</w:t>
       </w:r>
-      <w:proofErr w:type="spellStart"/>
-      <w:r>
-        <w:rPr>
-          <w:rFonts w:ascii="TH Sarabun New" w:eastAsia="Times New Roman" w:hAnsi="TH Sarabun New" w:cs="TH Sarabun New"/>
-          <w:color w:val="000000" w:themeColor="text1"/>
-          <w:sz w:val="32"/>
-          <w:szCs w:val="32"/>
-          <w:lang w:eastAsia="en-GB"/>
-        </w:rPr>
-        <w:t>evaluation_date</w:t>
-      </w:r>
-      <w:proofErr w:type="spellEnd"/>
-      <w:r>
-        <w:rPr>
-          <w:rFonts w:ascii="TH Sarabun New" w:eastAsia="Times New Roman" w:hAnsi="TH Sarabun New" w:cs="TH Sarabun New"/>
-          <w:color w:val="000000" w:themeColor="text1"/>
-          <w:sz w:val="32"/>
-          <w:szCs w:val="32"/>
-          <w:lang w:eastAsia="en-GB"/>
-        </w:rPr>
-        <w:t>}}</w:t>
-      </w:r>
-      <w:r>
-        <w:rPr>
-          <w:rFonts w:ascii="TH Sarabun New" w:eastAsia="Times New Roman" w:hAnsi="TH Sarabun New" w:cs="TH Sarabun New" w:hint="cs"/>
-          <w:color w:val="000000" w:themeColor="text1"/>
-          <w:sz w:val="32"/>
-          <w:szCs w:val="32"/>
-          <w:cs/>
-          <w:lang w:eastAsia="en-GB"/>
-        </w:rPr>
-        <w:t xml:space="preserve"> และได้ผ่านการรับรองจาก</w:t>
-      </w:r>
-      <w:r>
-        <w:rPr>
-          <w:rFonts w:ascii="TH Sarabun New" w:eastAsia="Times New Roman" w:hAnsi="TH Sarabun New" w:cs="TH Sarabun New" w:hint="cs"/>
-          <w:color w:val="000000" w:themeColor="text1"/>
-          <w:sz w:val="32"/>
-          <w:szCs w:val="32"/>
-          <w:cs/>
-          <w:lang w:eastAsia="en-GB"/>
-        </w:rPr>
-        <w:t>ที่</w:t>
-      </w:r>
-      <w:r>
-        <w:rPr>
-          <w:rFonts w:ascii="TH Sarabun New" w:eastAsia="Times New Roman" w:hAnsi="TH Sarabun New" w:cs="TH Sarabun New" w:hint="cs"/>
-          <w:color w:val="000000" w:themeColor="text1"/>
-          <w:sz w:val="32"/>
-          <w:szCs w:val="32"/>
-          <w:cs/>
-          <w:lang w:eastAsia="en-GB"/>
-        </w:rPr>
-        <w:t>ประชุมคณะกรรมการประจำวิทยาลัยการคอมพิวเตอร์ ในคราวประชุม</w:t>
+      <w:r>
+        <w:rPr>
+          <w:rFonts w:ascii="TH Sarabun New" w:eastAsia="Times New Roman" w:hAnsi="TH Sarabun New" w:cs="TH Sarabun New"/>
+          <w:color w:val="000000" w:themeColor="text1"/>
+          <w:sz w:val="32"/>
+          <w:szCs w:val="32"/>
+          <w:lang w:eastAsia="en-GB"/>
+        </w:rPr>
+        <w:t>faculty_</w:t>
+      </w:r>
+      <w:r>
+        <w:rPr>
+          <w:rFonts w:ascii="TH Sarabun New" w:eastAsia="Times New Roman" w:hAnsi="TH Sarabun New" w:cs="TH Sarabun New"/>
+          <w:color w:val="000000" w:themeColor="text1"/>
+          <w:sz w:val="32"/>
+          <w:szCs w:val="32"/>
+          <w:lang w:eastAsia="en-GB"/>
+        </w:rPr>
+        <w:t>board_meeting_date}}</w:t>
+      </w:r>
+      <w:r>
+        <w:rPr>
+          <w:rFonts w:ascii="TH Sarabun New" w:eastAsia="Times New Roman" w:hAnsi="TH Sarabun New" w:cs="TH Sarabun New" w:hint="cs"/>
+          <w:color w:val="000000" w:themeColor="text1"/>
+          <w:sz w:val="32"/>
+          <w:szCs w:val="32"/>
+          <w:cs/>
+          <w:lang w:eastAsia="en-GB"/>
+        </w:rPr>
+        <w:t xml:space="preserve"> ผลปรากฎว่า ผลการประเมินผลการสอนของท่านอยู่ในระดับ </w:t>
+      </w:r>
+      <w:r>
+        <w:rPr>
+          <w:rFonts w:ascii="TH Sarabun New" w:eastAsia="Times New Roman" w:hAnsi="TH Sarabun New" w:cs="TH Sarabun New"/>
+          <w:color w:val="000000" w:themeColor="text1"/>
+          <w:sz w:val="32"/>
+          <w:szCs w:val="32"/>
+          <w:lang w:eastAsia="en-GB"/>
+        </w:rPr>
+        <w:t>{{</w:t>
+      </w:r>
+      <w:r>
+        <w:rPr>
+          <w:rFonts w:ascii="TH Sarabun New" w:hAnsi="TH Sarabun New" w:cs="TH Sarabun New"/>
+          <w:color w:val="000000" w:themeColor="text1"/>
+          <w:sz w:val="32"/>
+          <w:szCs w:val="32"/>
+        </w:rPr>
+        <w:t>result_level}}</w:t>
       </w:r>
       <w:r>
         <w:rPr>
@@ -976,17 +1045,6 @@
       </w:r>
       <w:r>
         <w:rPr>
-          <w:rFonts w:ascii="TH Sarabun New" w:eastAsia="Times New Roman" w:hAnsi="TH Sarabun New" w:cs="TH Sarabun New" w:hint="cs"/>
-          <w:color w:val="000000" w:themeColor="text1"/>
-          <w:sz w:val="32"/>
-          <w:szCs w:val="32"/>
-          <w:cs/>
-          <w:lang w:eastAsia="en-GB"/>
-        </w:rPr>
-        <w:t xml:space="preserve">ครั้งที่ </w:t>
-      </w:r>
-      <w:r>
-        <w:rPr>
           <w:rFonts w:ascii="TH Sarabun New" w:eastAsia="Times New Roman" w:hAnsi="TH Sarabun New" w:cs="TH Sarabun New"/>
           <w:color w:val="000000" w:themeColor="text1"/>
           <w:sz w:val="32"/>
@@ -995,165 +1053,6 @@
         </w:rPr>
         <w:t>{{</w:t>
       </w:r>
-      <w:proofErr w:type="spellStart"/>
-      <w:r>
-        <w:rPr>
-          <w:rFonts w:ascii="TH Sarabun New" w:eastAsia="Times New Roman" w:hAnsi="TH Sarabun New" w:cs="TH Sarabun New"/>
-          <w:color w:val="000000" w:themeColor="text1"/>
-          <w:sz w:val="32"/>
-          <w:szCs w:val="32"/>
-          <w:lang w:eastAsia="en-GB"/>
-        </w:rPr>
-        <w:t>faculty_</w:t>
-      </w:r>
-      <w:r>
-        <w:rPr>
-          <w:rFonts w:ascii="TH Sarabun New" w:eastAsia="Times New Roman" w:hAnsi="TH Sarabun New" w:cs="TH Sarabun New"/>
-          <w:color w:val="000000" w:themeColor="text1"/>
-          <w:sz w:val="32"/>
-          <w:szCs w:val="32"/>
-          <w:lang w:eastAsia="en-GB"/>
-        </w:rPr>
-        <w:t>board_meeting_no</w:t>
-      </w:r>
-      <w:proofErr w:type="spellEnd"/>
-      <w:r>
-        <w:rPr>
-          <w:rFonts w:ascii="TH Sarabun New" w:eastAsia="Times New Roman" w:hAnsi="TH Sarabun New" w:cs="TH Sarabun New"/>
-          <w:color w:val="000000" w:themeColor="text1"/>
-          <w:sz w:val="32"/>
-          <w:szCs w:val="32"/>
-          <w:lang w:eastAsia="en-GB"/>
-        </w:rPr>
-        <w:t>}}</w:t>
-      </w:r>
-      <w:r>
-        <w:rPr>
-          <w:rFonts w:ascii="TH Sarabun New" w:eastAsia="Times New Roman" w:hAnsi="TH Sarabun New" w:cs="TH Sarabun New" w:hint="cs"/>
-          <w:color w:val="000000" w:themeColor="text1"/>
-          <w:sz w:val="32"/>
-          <w:szCs w:val="32"/>
-          <w:cs/>
-          <w:lang w:eastAsia="en-GB"/>
-        </w:rPr>
-        <w:t xml:space="preserve"> </w:t>
-      </w:r>
-      <w:r>
-        <w:rPr>
-          <w:rFonts w:ascii="TH Sarabun New" w:eastAsia="Times New Roman" w:hAnsi="TH Sarabun New" w:cs="TH Sarabun New" w:hint="cs"/>
-          <w:color w:val="000000" w:themeColor="text1"/>
-          <w:sz w:val="32"/>
-          <w:szCs w:val="32"/>
-          <w:cs/>
-          <w:lang w:eastAsia="en-GB"/>
-        </w:rPr>
-        <w:t xml:space="preserve">เมื่อวันที่ </w:t>
-      </w:r>
-      <w:r>
-        <w:rPr>
-          <w:rFonts w:ascii="TH Sarabun New" w:eastAsia="Times New Roman" w:hAnsi="TH Sarabun New" w:cs="TH Sarabun New"/>
-          <w:color w:val="000000" w:themeColor="text1"/>
-          <w:sz w:val="32"/>
-          <w:szCs w:val="32"/>
-          <w:lang w:eastAsia="en-GB"/>
-        </w:rPr>
-        <w:t>{{</w:t>
-      </w:r>
-      <w:proofErr w:type="spellStart"/>
-      <w:r>
-        <w:rPr>
-          <w:rFonts w:ascii="TH Sarabun New" w:eastAsia="Times New Roman" w:hAnsi="TH Sarabun New" w:cs="TH Sarabun New"/>
-          <w:color w:val="000000" w:themeColor="text1"/>
-          <w:sz w:val="32"/>
-          <w:szCs w:val="32"/>
-          <w:lang w:eastAsia="en-GB"/>
-        </w:rPr>
-        <w:t>faculty_</w:t>
-      </w:r>
-      <w:r>
-        <w:rPr>
-          <w:rFonts w:ascii="TH Sarabun New" w:eastAsia="Times New Roman" w:hAnsi="TH Sarabun New" w:cs="TH Sarabun New"/>
-          <w:color w:val="000000" w:themeColor="text1"/>
-          <w:sz w:val="32"/>
-          <w:szCs w:val="32"/>
-          <w:lang w:eastAsia="en-GB"/>
-        </w:rPr>
-        <w:t>board_meeting_date</w:t>
-      </w:r>
-      <w:proofErr w:type="spellEnd"/>
-      <w:r>
-        <w:rPr>
-          <w:rFonts w:ascii="TH Sarabun New" w:eastAsia="Times New Roman" w:hAnsi="TH Sarabun New" w:cs="TH Sarabun New"/>
-          <w:color w:val="000000" w:themeColor="text1"/>
-          <w:sz w:val="32"/>
-          <w:szCs w:val="32"/>
-          <w:lang w:eastAsia="en-GB"/>
-        </w:rPr>
-        <w:t>}}</w:t>
-      </w:r>
-      <w:r>
-        <w:rPr>
-          <w:rFonts w:ascii="TH Sarabun New" w:eastAsia="Times New Roman" w:hAnsi="TH Sarabun New" w:cs="TH Sarabun New" w:hint="cs"/>
-          <w:color w:val="000000" w:themeColor="text1"/>
-          <w:sz w:val="32"/>
-          <w:szCs w:val="32"/>
-          <w:cs/>
-          <w:lang w:eastAsia="en-GB"/>
-        </w:rPr>
-        <w:t xml:space="preserve"> ผลปรากฎว่า ผลการประเมินผลการสอนของท่านอยู่ในระดับ </w:t>
-      </w:r>
-      <w:r>
-        <w:rPr>
-          <w:rFonts w:ascii="TH Sarabun New" w:eastAsia="Times New Roman" w:hAnsi="TH Sarabun New" w:cs="TH Sarabun New"/>
-          <w:color w:val="000000" w:themeColor="text1"/>
-          <w:sz w:val="32"/>
-          <w:szCs w:val="32"/>
-          <w:lang w:eastAsia="en-GB"/>
-        </w:rPr>
-        <w:t>{{</w:t>
-      </w:r>
-      <w:proofErr w:type="spellStart"/>
-      <w:r>
-        <w:rPr>
-          <w:rFonts w:ascii="TH Sarabun New" w:hAnsi="TH Sarabun New" w:cs="TH Sarabun New"/>
-          <w:color w:val="000000" w:themeColor="text1"/>
-          <w:sz w:val="32"/>
-          <w:szCs w:val="32"/>
-        </w:rPr>
-        <w:t>result_level</w:t>
-      </w:r>
-      <w:proofErr w:type="spellEnd"/>
-      <w:r>
-        <w:rPr>
-          <w:rFonts w:ascii="TH Sarabun New" w:hAnsi="TH Sarabun New" w:cs="TH Sarabun New"/>
-          <w:color w:val="000000" w:themeColor="text1"/>
-          <w:sz w:val="32"/>
-          <w:szCs w:val="32"/>
-        </w:rPr>
-        <w:t>}}</w:t>
-      </w:r>
-      <w:r>
-        <w:rPr>
-          <w:rFonts w:ascii="TH Sarabun New" w:eastAsia="Times New Roman" w:hAnsi="TH Sarabun New" w:cs="TH Sarabun New" w:hint="cs"/>
-          <w:color w:val="000000" w:themeColor="text1"/>
-          <w:sz w:val="32"/>
-          <w:szCs w:val="32"/>
-          <w:cs/>
-          <w:lang w:eastAsia="en-GB"/>
-        </w:rPr>
-        <w:t xml:space="preserve"> </w:t>
-      </w:r>
-      <w:r>
-        <w:rPr>
-          <w:rFonts w:ascii="TH Sarabun New" w:eastAsia="Times New Roman" w:hAnsi="TH Sarabun New" w:cs="TH Sarabun New"/>
-          <w:color w:val="000000" w:themeColor="text1"/>
-          <w:sz w:val="32"/>
-          <w:szCs w:val="32"/>
-          <w:lang w:eastAsia="en-GB"/>
-        </w:rPr>
-        <w:t>{{</w:t>
-      </w:r>
-      <w:proofErr w:type="spellStart"/>
       <w:r>
         <w:rPr>
           <w:rFonts w:ascii="TH Sarabun New" w:eastAsia="Times New Roman" w:hAnsi="TH Sarabun New" w:cs="TH Sarabun New"/>
@@ -1194,7 +1093,6 @@
         </w:rPr>
         <w:t>ied</w:t>
       </w:r>
-      <w:proofErr w:type="spellEnd"/>
       <w:r>
         <w:rPr>
           <w:rFonts w:ascii="TH Sarabun New" w:eastAsia="Times New Roman" w:hAnsi="TH Sarabun New" w:cs="TH Sarabun New"/>
@@ -1242,7 +1140,7 @@
         <w:ind w:firstLine="720"/>
         <w:jc w:val="thaiDistribute"/>
         <w:rPr>
-          <w:rFonts w:ascii="TH Sarabun New" w:eastAsia="Times New Roman" w:hAnsi="TH Sarabun New" w:cs="TH Sarabun New" w:hint="cs"/>
+          <w:rFonts w:ascii="TH Sarabun New" w:eastAsia="Times New Roman" w:hAnsi="TH Sarabun New" w:cs="TH Sarabun New"/>
           <w:sz w:val="16"/>
           <w:szCs w:val="16"/>
           <w:lang w:eastAsia="en-GB"/>
@@ -1347,29 +1245,7 @@
           <w:szCs w:val="32"/>
           <w:lang w:eastAsia="en-GB"/>
         </w:rPr>
-        <w:t>{{</w:t>
-      </w:r>
-      <w:proofErr w:type="spellStart"/>
-      <w:r>
-        <w:rPr>
-          <w:rFonts w:ascii="TH Sarabun New" w:eastAsia="Times New Roman" w:hAnsi="TH Sarabun New" w:cs="TH Sarabun New"/>
-          <w:color w:val="000000" w:themeColor="text1"/>
-          <w:sz w:val="32"/>
-          <w:szCs w:val="32"/>
-          <w:lang w:eastAsia="en-GB"/>
-        </w:rPr>
-        <w:t>requested_position</w:t>
-      </w:r>
-      <w:proofErr w:type="spellEnd"/>
-      <w:r>
-        <w:rPr>
-          <w:rFonts w:ascii="TH Sarabun New" w:eastAsia="Times New Roman" w:hAnsi="TH Sarabun New" w:cs="TH Sarabun New"/>
-          <w:color w:val="000000" w:themeColor="text1"/>
-          <w:sz w:val="32"/>
-          <w:szCs w:val="32"/>
-          <w:lang w:eastAsia="en-GB"/>
-        </w:rPr>
-        <w:t>}}</w:t>
+        <w:t>{{requested_position}}</w:t>
       </w:r>
       <w:r>
         <w:rPr>
@@ -1410,27 +1286,7 @@
           <w:sz w:val="32"/>
           <w:szCs w:val="32"/>
         </w:rPr>
-        <w:t>{{</w:t>
-      </w:r>
-      <w:proofErr w:type="spellStart"/>
-      <w:r>
-        <w:rPr>
-          <w:rFonts w:ascii="TH Sarabun New" w:eastAsia="Angsana New" w:hAnsi="TH Sarabun New" w:cs="TH Sarabun New"/>
-          <w:color w:val="000000" w:themeColor="text1"/>
-          <w:sz w:val="32"/>
-          <w:szCs w:val="32"/>
-        </w:rPr>
-        <w:t>expiration_date</w:t>
-      </w:r>
-      <w:proofErr w:type="spellEnd"/>
-      <w:r>
-        <w:rPr>
-          <w:rFonts w:ascii="TH Sarabun New" w:eastAsia="Angsana New" w:hAnsi="TH Sarabun New" w:cs="TH Sarabun New"/>
-          <w:color w:val="000000" w:themeColor="text1"/>
-          <w:sz w:val="32"/>
-          <w:szCs w:val="32"/>
-        </w:rPr>
-        <w:t>}}</w:t>
+        <w:t>{{expiration_date}}</w:t>
       </w:r>
       <w:r>
         <w:rPr>
@@ -1503,7 +1359,7 @@
       <w:pPr>
         <w:ind w:right="-421"/>
         <w:rPr>
-          <w:rFonts w:ascii="TH Sarabun New" w:hAnsi="TH Sarabun New" w:cs="TH Sarabun New" w:hint="cs"/>
+          <w:rFonts w:ascii="TH Sarabun New" w:hAnsi="TH Sarabun New" w:cs="TH Sarabun New"/>
           <w:sz w:val="32"/>
           <w:szCs w:val="32"/>
           <w:cs/>
@@ -1538,27 +1394,7 @@
           <w:sz w:val="32"/>
           <w:szCs w:val="32"/>
         </w:rPr>
-        <w:t>{{</w:t>
-      </w:r>
-      <w:proofErr w:type="spellStart"/>
-      <w:r>
-        <w:rPr>
-          <w:rFonts w:ascii="TH Sarabun New" w:hAnsi="TH Sarabun New" w:cs="TH Sarabun New"/>
-          <w:color w:val="000000" w:themeColor="text1"/>
-          <w:sz w:val="32"/>
-          <w:szCs w:val="32"/>
-        </w:rPr>
-        <w:t>dean_name</w:t>
-      </w:r>
-      <w:proofErr w:type="spellEnd"/>
-      <w:r>
-        <w:rPr>
-          <w:rFonts w:ascii="TH Sarabun New" w:hAnsi="TH Sarabun New" w:cs="TH Sarabun New"/>
-          <w:color w:val="000000" w:themeColor="text1"/>
-          <w:sz w:val="32"/>
-          <w:szCs w:val="32"/>
-        </w:rPr>
-        <w:t>}}</w:t>
+        <w:t>{{dean_name}}</w:t>
       </w:r>
       <w:r>
         <w:rPr>
@@ -1588,27 +1424,7 @@
           <w:sz w:val="32"/>
           <w:szCs w:val="32"/>
         </w:rPr>
-        <w:t>{{</w:t>
-      </w:r>
-      <w:proofErr w:type="spellStart"/>
-      <w:r>
-        <w:rPr>
-          <w:rFonts w:ascii="TH Sarabun New" w:hAnsi="TH Sarabun New" w:cs="TH Sarabun New"/>
-          <w:color w:val="000000" w:themeColor="text1"/>
-          <w:sz w:val="32"/>
-          <w:szCs w:val="32"/>
-        </w:rPr>
-        <w:t>dean_position</w:t>
-      </w:r>
-      <w:proofErr w:type="spellEnd"/>
-      <w:r>
-        <w:rPr>
-          <w:rFonts w:ascii="TH Sarabun New" w:hAnsi="TH Sarabun New" w:cs="TH Sarabun New"/>
-          <w:color w:val="000000" w:themeColor="text1"/>
-          <w:sz w:val="32"/>
-          <w:szCs w:val="32"/>
-        </w:rPr>
-        <w:t>}}</w:t>
+        <w:t>{{dean_position}}</w:t>
       </w:r>
     </w:p>
     <w:sectPr>
